--- a/docs/teaching/financial-analysis/exercices/examen-1h.docx
+++ b/docs/teaching/financial-analysis/exercices/examen-1h.docx
@@ -71,7 +71,7 @@
         <w:pStyle w:val="Date"/>
       </w:pPr>
       <w:r>
-        <w:t xml:space="preserve">2026-10-04</w:t>
+        <w:t xml:space="preserve">2026-10-05</w:t>
       </w:r>
     </w:p>
     <w:p>

--- a/docs/teaching/financial-analysis/exercices/examen-1h.docx
+++ b/docs/teaching/financial-analysis/exercices/examen-1h.docx
@@ -7,31 +7,7 @@
         <w:pStyle w:val="Title"/>
       </w:pPr>
       <w:r>
-        <w:t xml:space="preserve">Examen</w:t>
-      </w:r>
-      <w:r>
-        <w:t xml:space="preserve"> </w:t>
-      </w:r>
-      <w:r>
-        <w:t xml:space="preserve">—</w:t>
-      </w:r>
-      <w:r>
-        <w:t xml:space="preserve"> </w:t>
-      </w:r>
-      <w:r>
-        <w:t xml:space="preserve">Diagnostic</w:t>
-      </w:r>
-      <w:r>
-        <w:t xml:space="preserve"> </w:t>
-      </w:r>
-      <w:r>
-        <w:t xml:space="preserve">Financier</w:t>
-      </w:r>
-      <w:r>
-        <w:t xml:space="preserve"> </w:t>
-      </w:r>
-      <w:r>
-        <w:t xml:space="preserve">Retraité</w:t>
+        <w:t xml:space="preserve">Examen — Diagnostic Financier Retraité</w:t>
       </w:r>
     </w:p>
     <w:p>
@@ -39,31 +15,7 @@
         <w:pStyle w:val="Subtitle"/>
       </w:pPr>
       <w:r>
-        <w:t xml:space="preserve">Étude</w:t>
-      </w:r>
-      <w:r>
-        <w:t xml:space="preserve"> </w:t>
-      </w:r>
-      <w:r>
-        <w:t xml:space="preserve">de</w:t>
-      </w:r>
-      <w:r>
-        <w:t xml:space="preserve"> </w:t>
-      </w:r>
-      <w:r>
-        <w:t xml:space="preserve">cas</w:t>
-      </w:r>
-      <w:r>
-        <w:t xml:space="preserve"> </w:t>
-      </w:r>
-      <w:r>
-        <w:t xml:space="preserve">SOLSTICE</w:t>
-      </w:r>
-      <w:r>
-        <w:t xml:space="preserve"> </w:t>
-      </w:r>
-      <w:r>
-        <w:t xml:space="preserve">SAS</w:t>
+        <w:t xml:space="preserve">Étude de cas SOLSTICE SAS</w:t>
       </w:r>
     </w:p>
     <w:p>
@@ -71,7 +23,7 @@
         <w:pStyle w:val="Date"/>
       </w:pPr>
       <w:r>
-        <w:t xml:space="preserve">2026-10-05</w:t>
+        <w:t xml:space="preserve">2026-10-11</w:t>
       </w:r>
     </w:p>
     <w:p>
@@ -87,211 +39,25 @@
         <w:pStyle w:val="Abstract"/>
       </w:pPr>
       <w:r>
-        <w:t xml:space="preserve">Contrôle</w:t>
-      </w:r>
-      <w:r>
-        <w:t xml:space="preserve"> </w:t>
-      </w:r>
-      <w:r>
-        <w:t xml:space="preserve">final</w:t>
-      </w:r>
-      <w:r>
-        <w:t xml:space="preserve"> </w:t>
-      </w:r>
-      <w:r>
-        <w:t xml:space="preserve">d’une</w:t>
-      </w:r>
-      <w:r>
-        <w:t xml:space="preserve"> </w:t>
-      </w:r>
-      <w:r>
-        <w:t xml:space="preserve">heure.</w:t>
-      </w:r>
-      <w:r>
-        <w:t xml:space="preserve"> </w:t>
-      </w:r>
-      <w:r>
-        <w:t xml:space="preserve">À</w:t>
-      </w:r>
-      <w:r>
-        <w:t xml:space="preserve"> </w:t>
-      </w:r>
-      <w:r>
-        <w:t xml:space="preserve">partir</w:t>
-      </w:r>
-      <w:r>
-        <w:t xml:space="preserve"> </w:t>
-      </w:r>
-      <w:r>
-        <w:t xml:space="preserve">d’états</w:t>
-      </w:r>
-      <w:r>
-        <w:t xml:space="preserve"> </w:t>
-      </w:r>
-      <w:r>
-        <w:t xml:space="preserve">financiers</w:t>
-      </w:r>
-      <w:r>
-        <w:t xml:space="preserve"> </w:t>
-      </w:r>
-      <w:r>
-        <w:t xml:space="preserve">complets,</w:t>
-      </w:r>
-      <w:r>
-        <w:t xml:space="preserve"> </w:t>
-      </w:r>
-      <w:r>
-        <w:t xml:space="preserve">vous</w:t>
-      </w:r>
-      <w:r>
-        <w:t xml:space="preserve"> </w:t>
-      </w:r>
-      <w:r>
-        <w:t xml:space="preserve">retraitez</w:t>
-      </w:r>
-      <w:r>
-        <w:t xml:space="preserve"> </w:t>
-      </w:r>
-      <w:r>
-        <w:t xml:space="preserve">les</w:t>
-      </w:r>
-      <w:r>
-        <w:t xml:space="preserve"> </w:t>
-      </w:r>
-      <w:r>
-        <w:t xml:space="preserve">données</w:t>
-      </w:r>
-      <w:r>
-        <w:t xml:space="preserve"> </w:t>
-      </w:r>
-      <w:r>
-        <w:t xml:space="preserve">comptables</w:t>
-      </w:r>
-      <w:r>
-        <w:t xml:space="preserve"> </w:t>
-      </w:r>
-      <w:r>
-        <w:t xml:space="preserve">pour</w:t>
-      </w:r>
-      <w:r>
-        <w:t xml:space="preserve"> </w:t>
-      </w:r>
-      <w:r>
-        <w:t xml:space="preserve">produire</w:t>
-      </w:r>
-      <w:r>
-        <w:t xml:space="preserve"> </w:t>
-      </w:r>
-      <w:r>
-        <w:t xml:space="preserve">le</w:t>
-      </w:r>
-      <w:r>
-        <w:t xml:space="preserve"> </w:t>
-      </w:r>
-      <w:r>
-        <w:t xml:space="preserve">résultat</w:t>
-      </w:r>
-      <w:r>
-        <w:t xml:space="preserve"> </w:t>
-      </w:r>
-      <w:r>
-        <w:t xml:space="preserve">net</w:t>
-      </w:r>
-      <w:r>
-        <w:t xml:space="preserve"> </w:t>
-      </w:r>
-      <w:r>
-        <w:t xml:space="preserve">récurrent,</w:t>
-      </w:r>
-      <w:r>
-        <w:t xml:space="preserve"> </w:t>
-      </w:r>
-      <w:r>
-        <w:t xml:space="preserve">les</w:t>
-      </w:r>
-      <w:r>
-        <w:t xml:space="preserve"> </w:t>
-      </w:r>
-      <w:r>
-        <w:t xml:space="preserve">capitaux</w:t>
-      </w:r>
-      <w:r>
-        <w:t xml:space="preserve"> </w:t>
-      </w:r>
-      <w:r>
-        <w:t xml:space="preserve">propres</w:t>
-      </w:r>
-      <w:r>
-        <w:t xml:space="preserve"> </w:t>
-      </w:r>
-      <w:r>
-        <w:t xml:space="preserve">retraités</w:t>
-      </w:r>
-      <w:r>
-        <w:t xml:space="preserve"> </w:t>
-      </w:r>
-      <w:r>
-        <w:t xml:space="preserve">et</w:t>
-      </w:r>
-      <w:r>
-        <w:t xml:space="preserve"> </w:t>
-      </w:r>
-      <w:r>
-        <w:t xml:space="preserve">l’endettement</w:t>
-      </w:r>
-      <w:r>
-        <w:t xml:space="preserve"> </w:t>
-      </w:r>
-      <w:r>
-        <w:t xml:space="preserve">financier</w:t>
-      </w:r>
-      <w:r>
-        <w:t xml:space="preserve"> </w:t>
-      </w:r>
-      <w:r>
-        <w:t xml:space="preserve">retraité</w:t>
-      </w:r>
-      <w:r>
-        <w:t xml:space="preserve"> </w:t>
-      </w:r>
-      <w:r>
-        <w:t xml:space="preserve">—</w:t>
-      </w:r>
-      <w:r>
-        <w:t xml:space="preserve"> </w:t>
-      </w:r>
-      <w:r>
-        <w:t xml:space="preserve">trois</w:t>
-      </w:r>
-      <w:r>
-        <w:t xml:space="preserve"> </w:t>
-      </w:r>
-      <w:r>
-        <w:t xml:space="preserve">grandeurs</w:t>
-      </w:r>
-      <w:r>
-        <w:t xml:space="preserve"> </w:t>
-      </w:r>
-      <w:r>
-        <w:t xml:space="preserve">fondamentales</w:t>
-      </w:r>
-      <w:r>
-        <w:t xml:space="preserve"> </w:t>
-      </w:r>
-      <w:r>
-        <w:t xml:space="preserve">du</w:t>
-      </w:r>
-      <w:r>
-        <w:t xml:space="preserve"> </w:t>
-      </w:r>
-      <w:r>
-        <w:t xml:space="preserve">diagnostic</w:t>
-      </w:r>
-      <w:r>
-        <w:t xml:space="preserve"> </w:t>
-      </w:r>
-      <w:r>
-        <w:t xml:space="preserve">crédit.</w:t>
+        <w:t xml:space="preserve">Contrôle final d’une heure. À partir d’états financiers complets, vous</w:t>
+      </w:r>
+      <w:r>
+        <w:t xml:space="preserve"> </w:t>
+      </w:r>
+      <w:r>
+        <w:t xml:space="preserve">retraitez les données comptables pour produire le résultat net récurrent,</w:t>
+      </w:r>
+      <w:r>
+        <w:t xml:space="preserve"> </w:t>
+      </w:r>
+      <w:r>
+        <w:t xml:space="preserve">les capitaux propres retraités et l’endettement financier retraité —</w:t>
+      </w:r>
+      <w:r>
+        <w:t xml:space="preserve"> </w:t>
+      </w:r>
+      <w:r>
+        <w:t xml:space="preserve">trois grandeurs fondamentales du diagnostic crédit.</w:t>
       </w:r>
     </w:p>
     <w:tbl>
@@ -299,13 +65,16 @@
         <w:tblStyle w:val="Table"/>
         <w:tblLook w:firstRow="0" w:lastRow="0" w:firstColumn="0" w:lastColumn="0" w:noHBand="0" w:noVBand="0" w:val="0000"/>
         <w:tblBorders>
+          <w:top w:val="single" w:sz="4" w:space="0" w:color="CC1914"/>
           <w:left w:val="single" w:sz="24" w:space="0" w:color="CC1914"/>
+          <w:bottom w:val="single" w:sz="4" w:space="0" w:color="CC1914"/>
+          <w:right w:val="single" w:sz="4" w:space="0" w:color="CC1914"/>
         </w:tblBorders>
         <w:tblCellMar>
-          <w:left w:w="0" w:type="dxa"/>
-          <w:right w:w="0" w:type="dxa"/>
+          <w:left w:w="144" w:type="dxa"/>
+          <w:right w:w="144" w:type="dxa"/>
         </w:tblCellMar>
-        <w:tblInd w:w="164" w:type="dxa"/>
+        <w:tblLook w:firstRow="0" w:lastRow="0" w:firstColumn="0" w:lastColumn="0" w:noHBand="0" w:noVBand="0" w:val="0000"/>
       </w:tblPr>
       <w:tr>
         <w:trPr>
@@ -313,9 +82,10 @@
         </w:trPr>
         <w:tc>
           <w:tcPr>
+            <w:shd w:color="auto" w:fill="f7dddc" w:val="clear"/>
             <w:tcMar>
-              <w:left w:w="144" w:type="dxa"/>
-              <w:right w:w="144" w:type="dxa"/>
+              <w:top w:w="92" w:type="dxa"/>
+              <w:bottom w:w="92" w:type="dxa"/>
             </w:tcMar>
           </w:tcPr>
           <w:p>
@@ -323,26 +93,26 @@
               <w:pStyle w:val="FirstParagraph"/>
             </w:pPr>
             <w:pPr>
-              <w:spacing w:before="0" w:after="8"/>
-              <w:jc w:val="center"/>
+              <w:spacing w:before="0" w:after="0"/>
+              <w:textAlignment w:val="center"/>
             </w:pPr>
             <w:r>
               <w:drawing>
                 <wp:inline>
                   <wp:extent cx="152400" cy="152400"/>
                   <wp:effectExtent b="0" l="0" r="0" t="0"/>
-                  <wp:docPr descr="" title="" id="21" name="Picture"/>
+                  <wp:docPr descr="" title="" id="10" name="Picture"/>
                   <a:graphic>
                     <a:graphicData uri="http://schemas.openxmlformats.org/drawingml/2006/picture">
                       <pic:pic>
                         <pic:nvPicPr>
-                          <pic:cNvPr descr="/opt/quarto/share/formats/docx/important.png" id="22" name="Picture"/>
+                          <pic:cNvPr descr="/opt/quarto/share/formats/docx/important.png" id="11" name="Picture"/>
                           <pic:cNvPicPr>
                             <a:picLocks noChangeArrowheads="1" noChangeAspect="1"/>
                           </pic:cNvPicPr>
                         </pic:nvPicPr>
                         <pic:blipFill>
-                          <a:blip r:embed="rId20"/>
+                          <a:blip r:embed="rId9"/>
                           <a:stretch>
                             <a:fillRect/>
                           </a:stretch>
@@ -368,28 +138,40 @@
                 </wp:inline>
               </w:drawing>
             </w:r>
-          </w:p>
-        </w:tc>
-        <w:tc>
+            <w:r>
+              <w:t xml:space="preserve"> </w:t>
+            </w:r>
+            <w:r>
+              <w:t xml:space="preserve"> </w:t>
+            </w:r>
+            <w:r>
+              <w:t xml:space="preserve">Important</w:t>
+            </w:r>
+          </w:p>
+        </w:tc>
+      </w:tr>
+      <w:tr>
+        <w:trPr>
+          <w:cantSplit/>
+        </w:trPr>
+        <w:tc>
+          <w:tcPr>
+            <w:tcMar>
+              <w:top w:w="108" w:type="dxa"/>
+              <w:bottom w:w="108" w:type="dxa"/>
+            </w:tcMar>
+          </w:tcPr>
           <w:p>
             <w:pPr>
               <w:pStyle w:val="BodyText"/>
             </w:pPr>
             <w:pPr>
-              <w:spacing w:before="16" w:after="64"/>
-            </w:pPr>
-          </w:p>
-          <w:p>
-            <w:pPr>
-              <w:pStyle w:val="BodyText"/>
-            </w:pPr>
-            <w:pPr>
               <w:spacing w:before="16"/>
             </w:pPr>
             <w:r>
               <w:rPr>
+                <w:b/>
                 <w:bCs/>
-                <w:b/>
               </w:rPr>
               <w:t xml:space="preserve">Durée : 1 heure</w:t>
             </w:r>
@@ -404,8 +186,8 @@
             </w:r>
             <w:r>
               <w:rPr>
+                <w:b/>
                 <w:bCs/>
-                <w:b/>
               </w:rPr>
               <w:t xml:space="preserve">Documents : formulaire de référence autorisé</w:t>
             </w:r>
@@ -420,8 +202,8 @@
             </w:r>
             <w:r>
               <w:rPr>
+                <w:b/>
                 <w:bCs/>
-                <w:b/>
               </w:rPr>
               <w:t xml:space="preserve">Barème : /50 points</w:t>
             </w:r>
@@ -441,8 +223,8 @@
             </w:r>
             <w:r>
               <w:rPr>
+                <w:b/>
                 <w:bCs/>
-                <w:b/>
               </w:rPr>
               <w:t xml:space="preserve">chaque calcul</w:t>
             </w:r>
@@ -460,8 +242,8 @@
             </w:r>
             <w:r>
               <w:rPr>
+                <w:b/>
                 <w:bCs/>
-                <w:b/>
               </w:rPr>
               <w:t xml:space="preserve">25 %</w:t>
             </w:r>
@@ -469,6 +251,7 @@
               <w:t xml:space="preserve">. Arrondissez au k€ entier.</w:t>
             </w:r>
           </w:p>
+          <w:p/>
         </w:tc>
       </w:tr>
     </w:tbl>
@@ -479,7 +262,7 @@
         </w:pict>
       </w:r>
     </w:p>
-    <w:bookmarkStart w:id="23" w:name="contexte"/>
+    <w:bookmarkStart w:id="12" w:name="contexte"/>
     <w:p>
       <w:pPr>
         <w:pStyle w:val="Heading1"/>
@@ -494,8 +277,8 @@
       </w:pPr>
       <w:r>
         <w:rPr>
+          <w:b/>
           <w:bCs/>
-          <w:b/>
         </w:rPr>
         <w:t xml:space="preserve">SOLSTICE SAS</w:t>
       </w:r>
@@ -516,8 +299,8 @@
       </w:r>
       <w:r>
         <w:rPr>
+          <w:b/>
           <w:bCs/>
-          <w:b/>
         </w:rPr>
         <w:t xml:space="preserve">luminaires LED professionnels</w:t>
       </w:r>
@@ -570,8 +353,8 @@
       </w:r>
       <w:r>
         <w:rPr>
+          <w:b/>
           <w:bCs/>
-          <w:b/>
         </w:rPr>
         <w:t xml:space="preserve">600 k€</w:t>
       </w:r>
@@ -595,8 +378,8 @@
         </w:pict>
       </w:r>
     </w:p>
-    <w:bookmarkEnd w:id="23"/>
-    <w:bookmarkStart w:id="32" w:name="documents-financiers"/>
+    <w:bookmarkEnd w:id="12"/>
+    <w:bookmarkStart w:id="21" w:name="documents-financiers"/>
     <w:p>
       <w:pPr>
         <w:pStyle w:val="Heading1"/>
@@ -605,7 +388,7 @@
         <w:t xml:space="preserve">Documents financiers</w:t>
       </w:r>
     </w:p>
-    <w:bookmarkStart w:id="24" w:name="bilans-au-31-décembre-en-k"/>
+    <w:bookmarkStart w:id="13" w:name="bilans-au-31-décembre-en-k"/>
     <w:p>
       <w:pPr>
         <w:pStyle w:val="Heading2"/>
@@ -619,7 +402,6 @@
         <w:tblStyle w:val="Table"/>
         <w:tblW w:type="auto" w:w="0"/>
         <w:tblLook w:firstRow="1" w:lastRow="0" w:firstColumn="0" w:lastColumn="0" w:noHBand="0" w:noVBand="0" w:val="0020"/>
-        <w:jc w:val="start"/>
       </w:tblPr>
       <w:tblGrid>
         <w:gridCol w:w="2640"/>
@@ -628,19 +410,18 @@
       </w:tblGrid>
       <w:tr>
         <w:trPr>
-          <w:tblHeader w:val="true"/>
+          <w:tblHeader w:val="on"/>
         </w:trPr>
         <w:tc>
           <w:tcPr/>
           <w:p>
             <w:pPr>
               <w:pStyle w:val="Compact"/>
-              <w:jc w:val="left"/>
             </w:pPr>
             <w:r>
               <w:rPr>
+                <w:b/>
                 <w:bCs/>
-                <w:b/>
               </w:rPr>
               <w:t xml:space="preserve">ACTIF</w:t>
             </w:r>
@@ -677,7 +458,6 @@
           <w:p>
             <w:pPr>
               <w:pStyle w:val="Compact"/>
-              <w:jc w:val="left"/>
             </w:pPr>
             <w:r>
               <w:t xml:space="preserve">Goodwill net</w:t>
@@ -687,8 +467,8 @@
             </w:r>
             <w:r>
               <w:rPr>
+                <w:i/>
                 <w:iCs/>
-                <w:i/>
               </w:rPr>
               <w:t xml:space="preserve">(a)</w:t>
             </w:r>
@@ -725,7 +505,6 @@
           <w:p>
             <w:pPr>
               <w:pStyle w:val="Compact"/>
-              <w:jc w:val="left"/>
             </w:pPr>
             <w:r>
               <w:t xml:space="preserve">Immobilisations corporelles nettes</w:t>
@@ -763,12 +542,11 @@
           <w:p>
             <w:pPr>
               <w:pStyle w:val="Compact"/>
-              <w:jc w:val="left"/>
             </w:pPr>
             <w:r>
               <w:rPr>
+                <w:b/>
                 <w:bCs/>
-                <w:b/>
               </w:rPr>
               <w:t xml:space="preserve">Total Actif Immobilisé</w:t>
             </w:r>
@@ -783,8 +561,8 @@
             </w:pPr>
             <w:r>
               <w:rPr>
+                <w:b/>
                 <w:bCs/>
-                <w:b/>
               </w:rPr>
               <w:t xml:space="preserve">1 600</w:t>
             </w:r>
@@ -799,8 +577,8 @@
             </w:pPr>
             <w:r>
               <w:rPr>
+                <w:b/>
                 <w:bCs/>
-                <w:b/>
               </w:rPr>
               <w:t xml:space="preserve">1 920</w:t>
             </w:r>
@@ -813,7 +591,6 @@
           <w:p>
             <w:pPr>
               <w:pStyle w:val="Compact"/>
-              <w:jc w:val="left"/>
             </w:pPr>
             <w:r>
               <w:t xml:space="preserve">Stocks</w:t>
@@ -851,7 +628,6 @@
           <w:p>
             <w:pPr>
               <w:pStyle w:val="Compact"/>
-              <w:jc w:val="left"/>
             </w:pPr>
             <w:r>
               <w:t xml:space="preserve">Créances clients</w:t>
@@ -889,7 +665,6 @@
           <w:p>
             <w:pPr>
               <w:pStyle w:val="Compact"/>
-              <w:jc w:val="left"/>
             </w:pPr>
             <w:r>
               <w:t xml:space="preserve">Autres actifs circulants</w:t>
@@ -927,7 +702,6 @@
           <w:p>
             <w:pPr>
               <w:pStyle w:val="Compact"/>
-              <w:jc w:val="left"/>
             </w:pPr>
             <w:r>
               <w:t xml:space="preserve">Disponibilités</w:t>
@@ -965,12 +739,11 @@
           <w:p>
             <w:pPr>
               <w:pStyle w:val="Compact"/>
-              <w:jc w:val="left"/>
             </w:pPr>
             <w:r>
               <w:rPr>
+                <w:b/>
                 <w:bCs/>
-                <w:b/>
               </w:rPr>
               <w:t xml:space="preserve">Total Actif Circulant</w:t>
             </w:r>
@@ -985,8 +758,8 @@
             </w:pPr>
             <w:r>
               <w:rPr>
+                <w:b/>
                 <w:bCs/>
-                <w:b/>
               </w:rPr>
               <w:t xml:space="preserve">1 000</w:t>
             </w:r>
@@ -1001,8 +774,8 @@
             </w:pPr>
             <w:r>
               <w:rPr>
+                <w:b/>
                 <w:bCs/>
-                <w:b/>
               </w:rPr>
               <w:t xml:space="preserve">1 080</w:t>
             </w:r>
@@ -1015,12 +788,11 @@
           <w:p>
             <w:pPr>
               <w:pStyle w:val="Compact"/>
-              <w:jc w:val="left"/>
             </w:pPr>
             <w:r>
               <w:rPr>
+                <w:b/>
                 <w:bCs/>
-                <w:b/>
               </w:rPr>
               <w:t xml:space="preserve">TOTAL ACTIF</w:t>
             </w:r>
@@ -1035,8 +807,8 @@
             </w:pPr>
             <w:r>
               <w:rPr>
+                <w:b/>
                 <w:bCs/>
-                <w:b/>
               </w:rPr>
               <w:t xml:space="preserve">2 600</w:t>
             </w:r>
@@ -1051,8 +823,8 @@
             </w:pPr>
             <w:r>
               <w:rPr>
+                <w:b/>
                 <w:bCs/>
-                <w:b/>
               </w:rPr>
               <w:t xml:space="preserve">3 000</w:t>
             </w:r>
@@ -1073,7 +845,6 @@
         <w:tblStyle w:val="Table"/>
         <w:tblW w:type="auto" w:w="0"/>
         <w:tblLook w:firstRow="1" w:lastRow="0" w:firstColumn="0" w:lastColumn="0" w:noHBand="0" w:noVBand="0" w:val="0020"/>
-        <w:jc w:val="start"/>
       </w:tblPr>
       <w:tblGrid>
         <w:gridCol w:w="2640"/>
@@ -1082,19 +853,18 @@
       </w:tblGrid>
       <w:tr>
         <w:trPr>
-          <w:tblHeader w:val="true"/>
+          <w:tblHeader w:val="on"/>
         </w:trPr>
         <w:tc>
           <w:tcPr/>
           <w:p>
             <w:pPr>
               <w:pStyle w:val="Compact"/>
-              <w:jc w:val="left"/>
             </w:pPr>
             <w:r>
               <w:rPr>
+                <w:b/>
                 <w:bCs/>
-                <w:b/>
               </w:rPr>
               <w:t xml:space="preserve">PASSIF</w:t>
             </w:r>
@@ -1131,7 +901,6 @@
           <w:p>
             <w:pPr>
               <w:pStyle w:val="Compact"/>
-              <w:jc w:val="left"/>
             </w:pPr>
             <w:r>
               <w:t xml:space="preserve">Capital social</w:t>
@@ -1169,7 +938,6 @@
           <w:p>
             <w:pPr>
               <w:pStyle w:val="Compact"/>
-              <w:jc w:val="left"/>
             </w:pPr>
             <w:r>
               <w:t xml:space="preserve">Réserves et report à nouveau</w:t>
@@ -1207,7 +975,6 @@
           <w:p>
             <w:pPr>
               <w:pStyle w:val="Compact"/>
-              <w:jc w:val="left"/>
             </w:pPr>
             <w:r>
               <w:t xml:space="preserve">Résultat de l’exercice</w:t>
@@ -1245,7 +1012,6 @@
           <w:p>
             <w:pPr>
               <w:pStyle w:val="Compact"/>
-              <w:jc w:val="left"/>
             </w:pPr>
             <w:r>
               <w:t xml:space="preserve">Provisions réglementées</w:t>
@@ -1255,8 +1021,8 @@
             </w:r>
             <w:r>
               <w:rPr>
+                <w:i/>
                 <w:iCs/>
-                <w:i/>
               </w:rPr>
               <w:t xml:space="preserve">(b)</w:t>
             </w:r>
@@ -1293,12 +1059,11 @@
           <w:p>
             <w:pPr>
               <w:pStyle w:val="Compact"/>
-              <w:jc w:val="left"/>
             </w:pPr>
             <w:r>
               <w:rPr>
+                <w:b/>
                 <w:bCs/>
-                <w:b/>
               </w:rPr>
               <w:t xml:space="preserve">Capitaux Propres</w:t>
             </w:r>
@@ -1313,8 +1078,8 @@
             </w:pPr>
             <w:r>
               <w:rPr>
+                <w:b/>
                 <w:bCs/>
-                <w:b/>
               </w:rPr>
               <w:t xml:space="preserve">1 300</w:t>
             </w:r>
@@ -1329,8 +1094,8 @@
             </w:pPr>
             <w:r>
               <w:rPr>
+                <w:b/>
                 <w:bCs/>
-                <w:b/>
               </w:rPr>
               <w:t xml:space="preserve">1 525</w:t>
             </w:r>
@@ -1343,7 +1108,6 @@
           <w:p>
             <w:pPr>
               <w:pStyle w:val="Compact"/>
-              <w:jc w:val="left"/>
             </w:pPr>
             <w:r>
               <w:t xml:space="preserve">Subvention d’investissement</w:t>
@@ -1353,8 +1117,8 @@
             </w:r>
             <w:r>
               <w:rPr>
+                <w:i/>
                 <w:iCs/>
-                <w:i/>
               </w:rPr>
               <w:t xml:space="preserve">(c)</w:t>
             </w:r>
@@ -1391,7 +1155,6 @@
           <w:p>
             <w:pPr>
               <w:pStyle w:val="Compact"/>
-              <w:jc w:val="left"/>
             </w:pPr>
             <w:r>
               <w:t xml:space="preserve">Dettes financières à long terme</w:t>
@@ -1429,12 +1192,11 @@
           <w:p>
             <w:pPr>
               <w:pStyle w:val="Compact"/>
-              <w:jc w:val="left"/>
             </w:pPr>
             <w:r>
               <w:rPr>
+                <w:b/>
                 <w:bCs/>
-                <w:b/>
               </w:rPr>
               <w:t xml:space="preserve">Total Capitaux Permanents</w:t>
             </w:r>
@@ -1449,8 +1211,8 @@
             </w:pPr>
             <w:r>
               <w:rPr>
+                <w:b/>
                 <w:bCs/>
-                <w:b/>
               </w:rPr>
               <w:t xml:space="preserve">1 900</w:t>
             </w:r>
@@ -1465,8 +1227,8 @@
             </w:pPr>
             <w:r>
               <w:rPr>
+                <w:b/>
                 <w:bCs/>
-                <w:b/>
               </w:rPr>
               <w:t xml:space="preserve">2 400</w:t>
             </w:r>
@@ -1479,7 +1241,6 @@
           <w:p>
             <w:pPr>
               <w:pStyle w:val="Compact"/>
-              <w:jc w:val="left"/>
             </w:pPr>
             <w:r>
               <w:t xml:space="preserve">Fournisseurs</w:t>
@@ -1517,7 +1278,6 @@
           <w:p>
             <w:pPr>
               <w:pStyle w:val="Compact"/>
-              <w:jc w:val="left"/>
             </w:pPr>
             <w:r>
               <w:t xml:space="preserve">Dettes sociales et fiscales</w:t>
@@ -1555,7 +1315,6 @@
           <w:p>
             <w:pPr>
               <w:pStyle w:val="Compact"/>
-              <w:jc w:val="left"/>
             </w:pPr>
             <w:r>
               <w:t xml:space="preserve">Autres dettes court terme</w:t>
@@ -1593,12 +1352,11 @@
           <w:p>
             <w:pPr>
               <w:pStyle w:val="Compact"/>
-              <w:jc w:val="left"/>
             </w:pPr>
             <w:r>
               <w:rPr>
+                <w:b/>
                 <w:bCs/>
-                <w:b/>
               </w:rPr>
               <w:t xml:space="preserve">Total Dettes CT</w:t>
             </w:r>
@@ -1613,8 +1371,8 @@
             </w:pPr>
             <w:r>
               <w:rPr>
+                <w:b/>
                 <w:bCs/>
-                <w:b/>
               </w:rPr>
               <w:t xml:space="preserve">700</w:t>
             </w:r>
@@ -1629,8 +1387,8 @@
             </w:pPr>
             <w:r>
               <w:rPr>
+                <w:b/>
                 <w:bCs/>
-                <w:b/>
               </w:rPr>
               <w:t xml:space="preserve">600</w:t>
             </w:r>
@@ -1643,12 +1401,11 @@
           <w:p>
             <w:pPr>
               <w:pStyle w:val="Compact"/>
-              <w:jc w:val="left"/>
             </w:pPr>
             <w:r>
               <w:rPr>
+                <w:b/>
                 <w:bCs/>
-                <w:b/>
               </w:rPr>
               <w:t xml:space="preserve">TOTAL PASSIF</w:t>
             </w:r>
@@ -1663,8 +1420,8 @@
             </w:pPr>
             <w:r>
               <w:rPr>
+                <w:b/>
                 <w:bCs/>
-                <w:b/>
               </w:rPr>
               <w:t xml:space="preserve">2 600</w:t>
             </w:r>
@@ -1679,8 +1436,8 @@
             </w:pPr>
             <w:r>
               <w:rPr>
+                <w:b/>
                 <w:bCs/>
-                <w:b/>
               </w:rPr>
               <w:t xml:space="preserve">3 000</w:t>
             </w:r>
@@ -1688,8 +1445,8 @@
         </w:tc>
       </w:tr>
     </w:tbl>
-    <w:bookmarkEnd w:id="24"/>
-    <w:bookmarkStart w:id="25" w:name="comptes-de-résultat-en-k"/>
+    <w:bookmarkEnd w:id="13"/>
+    <w:bookmarkStart w:id="14" w:name="comptes-de-résultat-en-k"/>
     <w:p>
       <w:pPr>
         <w:pStyle w:val="Heading2"/>
@@ -1703,7 +1460,6 @@
         <w:tblStyle w:val="Table"/>
         <w:tblW w:type="auto" w:w="0"/>
         <w:tblLook w:firstRow="1" w:lastRow="0" w:firstColumn="0" w:lastColumn="0" w:noHBand="0" w:noVBand="0" w:val="0020"/>
-        <w:jc w:val="start"/>
       </w:tblPr>
       <w:tblGrid>
         <w:gridCol w:w="2640"/>
@@ -1712,7 +1468,7 @@
       </w:tblGrid>
       <w:tr>
         <w:trPr>
-          <w:tblHeader w:val="true"/>
+          <w:tblHeader w:val="on"/>
         </w:trPr>
         <w:tc>
           <w:tcPr/>
@@ -1753,7 +1509,6 @@
           <w:p>
             <w:pPr>
               <w:pStyle w:val="Compact"/>
-              <w:jc w:val="left"/>
             </w:pPr>
             <w:r>
               <w:t xml:space="preserve">Chiffre d’affaires</w:t>
@@ -1791,7 +1546,6 @@
           <w:p>
             <w:pPr>
               <w:pStyle w:val="Compact"/>
-              <w:jc w:val="left"/>
             </w:pPr>
             <w:r>
               <w:t xml:space="preserve">Achats et charges externes</w:t>
@@ -1801,8 +1555,8 @@
             </w:r>
             <w:r>
               <w:rPr>
+                <w:i/>
                 <w:iCs/>
-                <w:i/>
               </w:rPr>
               <w:t xml:space="preserve">(d)</w:t>
             </w:r>
@@ -1839,7 +1593,6 @@
           <w:p>
             <w:pPr>
               <w:pStyle w:val="Compact"/>
-              <w:jc w:val="left"/>
             </w:pPr>
             <w:r>
               <w:t xml:space="preserve">Charges de personnel</w:t>
@@ -1877,7 +1630,6 @@
           <w:p>
             <w:pPr>
               <w:pStyle w:val="Compact"/>
-              <w:jc w:val="left"/>
             </w:pPr>
             <w:r>
               <w:t xml:space="preserve">Dotations aux amortissements</w:t>
@@ -1887,8 +1639,8 @@
             </w:r>
             <w:r>
               <w:rPr>
+                <w:i/>
                 <w:iCs/>
-                <w:i/>
               </w:rPr>
               <w:t xml:space="preserve">(e)</w:t>
             </w:r>
@@ -1925,7 +1677,6 @@
           <w:p>
             <w:pPr>
               <w:pStyle w:val="Compact"/>
-              <w:jc w:val="left"/>
             </w:pPr>
             <w:r>
               <w:t xml:space="preserve">Dotations aux provisions réglementées</w:t>
@@ -1963,7 +1714,6 @@
           <w:p>
             <w:pPr>
               <w:pStyle w:val="Compact"/>
-              <w:jc w:val="left"/>
             </w:pPr>
             <w:r>
               <w:t xml:space="preserve">Autres charges d’exploitation</w:t>
@@ -1973,8 +1723,8 @@
             </w:r>
             <w:r>
               <w:rPr>
+                <w:i/>
                 <w:iCs/>
-                <w:i/>
               </w:rPr>
               <w:t xml:space="preserve">(f)</w:t>
             </w:r>
@@ -2011,12 +1761,11 @@
           <w:p>
             <w:pPr>
               <w:pStyle w:val="Compact"/>
-              <w:jc w:val="left"/>
             </w:pPr>
             <w:r>
               <w:rPr>
+                <w:b/>
                 <w:bCs/>
-                <w:b/>
               </w:rPr>
               <w:t xml:space="preserve">Résultat d’exploitation (EBIT)</w:t>
             </w:r>
@@ -2031,8 +1780,8 @@
             </w:pPr>
             <w:r>
               <w:rPr>
+                <w:b/>
                 <w:bCs/>
-                <w:b/>
               </w:rPr>
               <w:t xml:space="preserve">260</w:t>
             </w:r>
@@ -2047,8 +1796,8 @@
             </w:pPr>
             <w:r>
               <w:rPr>
+                <w:b/>
                 <w:bCs/>
-                <w:b/>
               </w:rPr>
               <w:t xml:space="preserve">350</w:t>
             </w:r>
@@ -2061,7 +1810,6 @@
           <w:p>
             <w:pPr>
               <w:pStyle w:val="Compact"/>
-              <w:jc w:val="left"/>
             </w:pPr>
             <w:r>
               <w:t xml:space="preserve">Charges financières nettes</w:t>
@@ -2099,12 +1847,11 @@
           <w:p>
             <w:pPr>
               <w:pStyle w:val="Compact"/>
-              <w:jc w:val="left"/>
             </w:pPr>
             <w:r>
               <w:rPr>
+                <w:b/>
                 <w:bCs/>
-                <w:b/>
               </w:rPr>
               <w:t xml:space="preserve">Résultat courant avant IS (RCAI)</w:t>
             </w:r>
@@ -2119,8 +1866,8 @@
             </w:pPr>
             <w:r>
               <w:rPr>
+                <w:b/>
                 <w:bCs/>
-                <w:b/>
               </w:rPr>
               <w:t xml:space="preserve">200</w:t>
             </w:r>
@@ -2135,8 +1882,8 @@
             </w:pPr>
             <w:r>
               <w:rPr>
+                <w:b/>
                 <w:bCs/>
-                <w:b/>
               </w:rPr>
               <w:t xml:space="preserve">300</w:t>
             </w:r>
@@ -2149,7 +1896,6 @@
           <w:p>
             <w:pPr>
               <w:pStyle w:val="Compact"/>
-              <w:jc w:val="left"/>
             </w:pPr>
             <w:r>
               <w:t xml:space="preserve">Impôt sur les sociétés (25 %)</w:t>
@@ -2187,12 +1933,11 @@
           <w:p>
             <w:pPr>
               <w:pStyle w:val="Compact"/>
-              <w:jc w:val="left"/>
             </w:pPr>
             <w:r>
               <w:rPr>
+                <w:b/>
                 <w:bCs/>
-                <w:b/>
               </w:rPr>
               <w:t xml:space="preserve">Résultat net</w:t>
             </w:r>
@@ -2207,8 +1952,8 @@
             </w:pPr>
             <w:r>
               <w:rPr>
+                <w:b/>
                 <w:bCs/>
-                <w:b/>
               </w:rPr>
               <w:t xml:space="preserve">150</w:t>
             </w:r>
@@ -2223,8 +1968,8 @@
             </w:pPr>
             <w:r>
               <w:rPr>
+                <w:b/>
                 <w:bCs/>
-                <w:b/>
               </w:rPr>
               <w:t xml:space="preserve">225</w:t>
             </w:r>
@@ -2239,8 +1984,8 @@
         </w:pict>
       </w:r>
     </w:p>
-    <w:bookmarkEnd w:id="25"/>
-    <w:bookmarkStart w:id="31" w:name="annexes"/>
+    <w:bookmarkEnd w:id="14"/>
+    <w:bookmarkStart w:id="20" w:name="annexes"/>
     <w:p>
       <w:pPr>
         <w:pStyle w:val="Heading2"/>
@@ -2249,7 +1994,7 @@
         <w:t xml:space="preserve">Annexes</w:t>
       </w:r>
     </w:p>
-    <w:bookmarkStart w:id="26" w:name="a1-crédit-bail-en-cours-au-31-décembre-n"/>
+    <w:bookmarkStart w:id="15" w:name="a1-crédit-bail-en-cours-au-31-décembre-n"/>
     <w:p>
       <w:pPr>
         <w:pStyle w:val="Heading3"/>
@@ -2270,8 +2015,8 @@
       </w:r>
       <w:r>
         <w:rPr>
+          <w:b/>
           <w:bCs/>
-          <w:b/>
         </w:rPr>
         <w:t xml:space="preserve">machine d’assemblage automatisée</w:t>
       </w:r>
@@ -2286,8 +2031,8 @@
       </w:r>
       <w:r>
         <w:rPr>
+          <w:b/>
           <w:bCs/>
-          <w:b/>
         </w:rPr>
         <w:t xml:space="preserve">1er janvier N</w:t>
       </w:r>
@@ -2303,7 +2048,6 @@
         <w:tblStyle w:val="Table"/>
         <w:tblW w:type="auto" w:w="0"/>
         <w:tblLook w:firstRow="1" w:lastRow="0" w:firstColumn="0" w:lastColumn="0" w:noHBand="0" w:noVBand="0" w:val="0020"/>
-        <w:jc w:val="start"/>
       </w:tblPr>
       <w:tblGrid>
         <w:gridCol w:w="3960"/>
@@ -2311,14 +2055,13 @@
       </w:tblGrid>
       <w:tr>
         <w:trPr>
-          <w:tblHeader w:val="true"/>
+          <w:tblHeader w:val="on"/>
         </w:trPr>
         <w:tc>
           <w:tcPr/>
           <w:p>
             <w:pPr>
               <w:pStyle w:val="Compact"/>
-              <w:jc w:val="left"/>
             </w:pPr>
             <w:r>
               <w:t xml:space="preserve">Caractéristique</w:t>
@@ -2344,7 +2087,6 @@
           <w:p>
             <w:pPr>
               <w:pStyle w:val="Compact"/>
-              <w:jc w:val="left"/>
             </w:pPr>
             <w:r>
               <w:t xml:space="preserve">Valeur du bien si acquis en pleine propriété</w:t>
@@ -2370,7 +2112,6 @@
           <w:p>
             <w:pPr>
               <w:pStyle w:val="Compact"/>
-              <w:jc w:val="left"/>
             </w:pPr>
             <w:r>
               <w:t xml:space="preserve">Durée d’amortissement économique (linéaire)</w:t>
@@ -2396,7 +2137,6 @@
           <w:p>
             <w:pPr>
               <w:pStyle w:val="Compact"/>
-              <w:jc w:val="left"/>
             </w:pPr>
             <w:r>
               <w:t xml:space="preserve">Amortissement annuel du bien</w:t>
@@ -2422,12 +2162,11 @@
           <w:p>
             <w:pPr>
               <w:pStyle w:val="Compact"/>
-              <w:jc w:val="left"/>
             </w:pPr>
             <w:r>
               <w:rPr>
+                <w:b/>
                 <w:bCs/>
-                <w:b/>
               </w:rPr>
               <w:t xml:space="preserve">Valeur nette comptable au 31/12/N</w:t>
             </w:r>
@@ -2442,8 +2181,8 @@
             </w:pPr>
             <w:r>
               <w:rPr>
+                <w:b/>
                 <w:bCs/>
-                <w:b/>
               </w:rPr>
               <w:t xml:space="preserve">300 k€</w:t>
             </w:r>
@@ -2456,7 +2195,6 @@
           <w:p>
             <w:pPr>
               <w:pStyle w:val="Compact"/>
-              <w:jc w:val="left"/>
             </w:pPr>
             <w:r>
               <w:t xml:space="preserve">Redevances annuelles (loyer CB)</w:t>
@@ -2482,7 +2220,6 @@
           <w:p>
             <w:pPr>
               <w:pStyle w:val="Compact"/>
-              <w:jc w:val="left"/>
             </w:pPr>
             <w:r>
               <w:t xml:space="preserve">— dont charges financières (intérêts)</w:t>
@@ -2508,7 +2245,6 @@
           <w:p>
             <w:pPr>
               <w:pStyle w:val="Compact"/>
-              <w:jc w:val="left"/>
             </w:pPr>
             <w:r>
               <w:t xml:space="preserve">— dont remboursement de capital</w:t>
@@ -2541,8 +2277,8 @@
       </w:r>
       <w:r>
         <w:rPr>
+          <w:b/>
           <w:bCs/>
-          <w:b/>
         </w:rPr>
         <w:t xml:space="preserve">Achats et charges externes</w:t>
       </w:r>
@@ -2551,8 +2287,8 @@
       </w:r>
       <w:r>
         <w:rPr>
+          <w:i/>
           <w:iCs/>
-          <w:i/>
         </w:rPr>
         <w:t xml:space="preserve">(note d)</w:t>
       </w:r>
@@ -2569,8 +2305,8 @@
         <w:t xml:space="preserve">Aucun crédit-bail n’était en cours en N-1.</w:t>
       </w:r>
     </w:p>
-    <w:bookmarkEnd w:id="26"/>
-    <w:bookmarkStart w:id="27" w:name="a2-charge-non-récurrente-exercice-n"/>
+    <w:bookmarkEnd w:id="15"/>
+    <w:bookmarkStart w:id="16" w:name="a2-charge-non-récurrente-exercice-n"/>
     <w:p>
       <w:pPr>
         <w:pStyle w:val="Heading3"/>
@@ -2591,8 +2327,8 @@
       </w:r>
       <w:r>
         <w:rPr>
+          <w:b/>
           <w:bCs/>
-          <w:b/>
         </w:rPr>
         <w:t xml:space="preserve">Autres charges d’exploitation</w:t>
       </w:r>
@@ -2607,8 +2343,8 @@
       </w:r>
       <w:r>
         <w:rPr>
+          <w:i/>
           <w:iCs/>
-          <w:i/>
         </w:rPr>
         <w:t xml:space="preserve">(note f)</w:t>
       </w:r>
@@ -2623,8 +2359,8 @@
       </w:r>
       <w:r>
         <w:rPr>
+          <w:b/>
           <w:bCs/>
-          <w:b/>
         </w:rPr>
         <w:t xml:space="preserve">charge de restructuration de 80 k€</w:t>
       </w:r>
@@ -2651,8 +2387,8 @@
       </w:r>
       <w:r>
         <w:rPr>
+          <w:b/>
           <w:bCs/>
-          <w:b/>
         </w:rPr>
         <w:t xml:space="preserve">non récurrente</w:t>
       </w:r>
@@ -2660,8 +2396,8 @@
         <w:t xml:space="preserve">.</w:t>
       </w:r>
     </w:p>
-    <w:bookmarkEnd w:id="27"/>
-    <w:bookmarkStart w:id="28" w:name="a3-subvention-dinvestissement"/>
+    <w:bookmarkEnd w:id="16"/>
+    <w:bookmarkStart w:id="17" w:name="a3-subvention-dinvestissement"/>
     <w:p>
       <w:pPr>
         <w:pStyle w:val="Heading3"/>
@@ -2682,8 +2418,8 @@
       </w:r>
       <w:r>
         <w:rPr>
+          <w:b/>
           <w:bCs/>
-          <w:b/>
         </w:rPr>
         <w:t xml:space="preserve">Région Nouvelle-Aquitaine</w:t>
       </w:r>
@@ -2698,8 +2434,8 @@
       </w:r>
       <w:r>
         <w:rPr>
+          <w:b/>
           <w:bCs/>
-          <w:b/>
         </w:rPr>
         <w:t xml:space="preserve">100 k€</w:t>
       </w:r>
@@ -2726,22 +2462,22 @@
       </w:r>
       <w:r>
         <w:rPr>
+          <w:b/>
           <w:bCs/>
-          <w:b/>
         </w:rPr>
         <w:t xml:space="preserve">n’a pas encore été virée en</w:t>
       </w:r>
       <w:r>
         <w:rPr>
+          <w:b/>
           <w:bCs/>
+        </w:rPr>
+        <w:t xml:space="preserve"> </w:t>
+      </w:r>
+      <w:r>
+        <w:rPr>
           <w:b/>
-        </w:rPr>
-        <w:t xml:space="preserve"> </w:t>
-      </w:r>
-      <w:r>
-        <w:rPr>
           <w:bCs/>
-          <w:b/>
         </w:rPr>
         <w:t xml:space="preserve">résultat</w:t>
       </w:r>
@@ -2752,8 +2488,8 @@
         <w:t xml:space="preserve">à la clôture de N.</w:t>
       </w:r>
     </w:p>
-    <w:bookmarkEnd w:id="28"/>
-    <w:bookmarkStart w:id="29" w:name="a4-goodwill"/>
+    <w:bookmarkEnd w:id="17"/>
+    <w:bookmarkStart w:id="18" w:name="a4-goodwill"/>
     <w:p>
       <w:pPr>
         <w:pStyle w:val="Heading3"/>
@@ -2774,8 +2510,8 @@
       </w:r>
       <w:r>
         <w:rPr>
+          <w:i/>
           <w:iCs/>
-          <w:i/>
         </w:rPr>
         <w:t xml:space="preserve">(note a)</w:t>
       </w:r>
@@ -2796,8 +2532,8 @@
       </w:r>
       <w:r>
         <w:rPr>
+          <w:b/>
           <w:bCs/>
-          <w:b/>
         </w:rPr>
         <w:t xml:space="preserve">amorti linéairement sur 5 ans</w:t>
       </w:r>
@@ -2818,8 +2554,8 @@
       </w:r>
       <w:r>
         <w:rPr>
+          <w:i/>
           <w:iCs/>
-          <w:i/>
         </w:rPr>
         <w:t xml:space="preserve">note e</w:t>
       </w:r>
@@ -2831,8 +2567,8 @@
       </w:r>
       <w:r>
         <w:rPr>
+          <w:b/>
           <w:bCs/>
-          <w:b/>
         </w:rPr>
         <w:t xml:space="preserve">100 k€ en N</w:t>
       </w:r>
@@ -2840,8 +2576,8 @@
         <w:t xml:space="preserve">.</w:t>
       </w:r>
     </w:p>
-    <w:bookmarkEnd w:id="29"/>
-    <w:bookmarkStart w:id="30" w:name="a5-provisions-réglementées"/>
+    <w:bookmarkEnd w:id="18"/>
+    <w:bookmarkStart w:id="19" w:name="a5-provisions-réglementées"/>
     <w:p>
       <w:pPr>
         <w:pStyle w:val="Heading3"/>
@@ -2862,8 +2598,8 @@
       </w:r>
       <w:r>
         <w:rPr>
+          <w:i/>
           <w:iCs/>
-          <w:i/>
         </w:rPr>
         <w:t xml:space="preserve">(note b)</w:t>
       </w:r>
@@ -2878,22 +2614,22 @@
       </w:r>
       <w:r>
         <w:rPr>
+          <w:b/>
           <w:bCs/>
-          <w:b/>
         </w:rPr>
         <w:t xml:space="preserve">amortissements</w:t>
       </w:r>
       <w:r>
         <w:rPr>
+          <w:b/>
           <w:bCs/>
+        </w:rPr>
+        <w:t xml:space="preserve"> </w:t>
+      </w:r>
+      <w:r>
+        <w:rPr>
           <w:b/>
-        </w:rPr>
-        <w:t xml:space="preserve"> </w:t>
-      </w:r>
-      <w:r>
-        <w:rPr>
           <w:bCs/>
-          <w:b/>
         </w:rPr>
         <w:t xml:space="preserve">dérogatoires</w:t>
       </w:r>
@@ -2914,8 +2650,8 @@
       </w:r>
       <w:r>
         <w:rPr>
+          <w:b/>
           <w:bCs/>
-          <w:b/>
         </w:rPr>
         <w:t xml:space="preserve">100 k€</w:t>
       </w:r>
@@ -2930,10 +2666,10 @@
         </w:pict>
       </w:r>
     </w:p>
-    <w:bookmarkEnd w:id="30"/>
-    <w:bookmarkEnd w:id="31"/>
-    <w:bookmarkEnd w:id="32"/>
-    <w:bookmarkStart w:id="37" w:name="Xd4a10d6c6106b52eefa16abf10e2d58b1e704db"/>
+    <w:bookmarkEnd w:id="19"/>
+    <w:bookmarkEnd w:id="20"/>
+    <w:bookmarkEnd w:id="21"/>
+    <w:bookmarkStart w:id="26" w:name="Xd4a10d6c6106b52eefa16abf10e2d58b1e704db"/>
     <w:p>
       <w:pPr>
         <w:pStyle w:val="Heading1"/>
@@ -2946,13 +2682,13 @@
       </w:r>
       <w:r>
         <w:rPr>
+          <w:i/>
           <w:iCs/>
-          <w:i/>
         </w:rPr>
         <w:t xml:space="preserve">(20 points, ~25 min)</w:t>
       </w:r>
     </w:p>
-    <w:bookmarkStart w:id="33" w:name="identification-des-retraitements-4-pts"/>
+    <w:bookmarkStart w:id="22" w:name="identification-des-retraitements-4-pts"/>
     <w:p>
       <w:pPr>
         <w:pStyle w:val="Heading2"/>
@@ -2965,8 +2701,8 @@
       </w:r>
       <w:r>
         <w:rPr>
+          <w:i/>
           <w:iCs/>
-          <w:i/>
         </w:rPr>
         <w:t xml:space="preserve">(4 pts)</w:t>
       </w:r>
@@ -2983,8 +2719,8 @@
       </w:r>
       <w:r>
         <w:rPr>
+          <w:b/>
           <w:bCs/>
-          <w:b/>
         </w:rPr>
         <w:t xml:space="preserve">deux retraitements</w:t>
       </w:r>
@@ -3022,8 +2758,8 @@
       </w:r>
       <w:r>
         <w:rPr>
+          <w:i/>
           <w:iCs/>
-          <w:i/>
         </w:rPr>
         <w:t xml:space="preserve">(2 pts)</w:t>
       </w:r>
@@ -3049,8 +2785,8 @@
       </w:r>
       <w:r>
         <w:rPr>
+          <w:i/>
           <w:iCs/>
-          <w:i/>
         </w:rPr>
         <w:t xml:space="preserve">(2 pts)</w:t>
       </w:r>
@@ -3062,8 +2798,8 @@
         </w:pict>
       </w:r>
     </w:p>
-    <w:bookmarkEnd w:id="33"/>
-    <w:bookmarkStart w:id="34" w:name="Xec80a8a5cd45a4905b0378a6f8098b6c71be9f1"/>
+    <w:bookmarkEnd w:id="22"/>
+    <w:bookmarkStart w:id="23" w:name="Xec80a8a5cd45a4905b0378a6f8098b6c71be9f1"/>
     <w:p>
       <w:pPr>
         <w:pStyle w:val="Heading2"/>
@@ -3076,8 +2812,8 @@
       </w:r>
       <w:r>
         <w:rPr>
+          <w:i/>
           <w:iCs/>
-          <w:i/>
         </w:rPr>
         <w:t xml:space="preserve">(8 pts)</w:t>
       </w:r>
@@ -3100,8 +2836,8 @@
       </w:r>
       <w:r>
         <w:rPr>
+          <w:b/>
           <w:bCs/>
-          <w:b/>
         </w:rPr>
         <w:t xml:space="preserve">retraité crédit-bail</w:t>
       </w:r>
@@ -3122,9 +2858,8 @@
       <w:tblPr>
         <w:tblStyle w:val="Table"/>
         <w:tblW w:type="pct" w:w="5000"/>
+        <w:tblLayout w:type="fixed"/>
         <w:tblLook w:firstRow="1" w:lastRow="0" w:firstColumn="0" w:lastColumn="0" w:noHBand="0" w:noVBand="0" w:val="0020"/>
-        <w:jc w:val="start"/>
-        <w:tblLayout w:type="fixed"/>
       </w:tblPr>
       <w:tblGrid>
         <w:gridCol w:w="3960"/>
@@ -3132,14 +2867,13 @@
       </w:tblGrid>
       <w:tr>
         <w:trPr>
-          <w:tblHeader w:val="true"/>
+          <w:tblHeader w:val="on"/>
         </w:trPr>
         <w:tc>
           <w:tcPr/>
           <w:p>
             <w:pPr>
               <w:pStyle w:val="Compact"/>
-              <w:jc w:val="left"/>
             </w:pPr>
             <w:r>
               <w:t xml:space="preserve">Opération</w:t>
@@ -3151,7 +2885,6 @@
           <w:p>
             <w:pPr>
               <w:pStyle w:val="Compact"/>
-              <w:jc w:val="left"/>
             </w:pPr>
             <w:r>
               <w:t xml:space="preserve">Impact sur le P&amp;L</w:t>
@@ -3165,7 +2898,6 @@
           <w:p>
             <w:pPr>
               <w:pStyle w:val="Compact"/>
-              <w:jc w:val="left"/>
             </w:pPr>
             <w:r>
               <w:t xml:space="preserve">① Annuler la redevance CB comptabilisée en charges externes</w:t>
@@ -3177,7 +2909,6 @@
           <w:p>
             <w:pPr>
               <w:pStyle w:val="Compact"/>
-              <w:jc w:val="left"/>
             </w:pPr>
             <w:r>
               <w:t xml:space="preserve">+80 k€ sur EBIT</w:t>
@@ -3191,7 +2922,6 @@
           <w:p>
             <w:pPr>
               <w:pStyle w:val="Compact"/>
-              <w:jc w:val="left"/>
             </w:pPr>
             <w:r>
               <w:t xml:space="preserve">② Comptabiliser l’amortissement économique du bien CB</w:t>
@@ -3203,7 +2933,6 @@
           <w:p>
             <w:pPr>
               <w:pStyle w:val="Compact"/>
-              <w:jc w:val="left"/>
             </w:pPr>
             <w:r>
               <w:t xml:space="preserve">−60 k€ sur EBIT</w:t>
@@ -3217,7 +2946,6 @@
           <w:p>
             <w:pPr>
               <w:pStyle w:val="Compact"/>
-              <w:jc w:val="left"/>
             </w:pPr>
             <w:r>
               <w:t xml:space="preserve">③ Reclasser les intérêts CB en charges financières</w:t>
@@ -3229,7 +2957,6 @@
           <w:p>
             <w:pPr>
               <w:pStyle w:val="Compact"/>
-              <w:jc w:val="left"/>
             </w:pPr>
             <w:r>
               <w:t xml:space="preserve">−20 k€ sous l’EBIT</w:t>
@@ -3256,8 +2983,8 @@
       </w:r>
       <w:r>
         <w:rPr>
+          <w:i/>
           <w:iCs/>
-          <w:i/>
         </w:rPr>
         <w:t xml:space="preserve">Publié</w:t>
       </w:r>
@@ -3272,8 +2999,8 @@
       </w:r>
       <w:r>
         <w:rPr>
+          <w:i/>
           <w:iCs/>
-          <w:i/>
         </w:rPr>
         <w:t xml:space="preserve">Retraitement CB</w:t>
       </w:r>
@@ -3288,8 +3015,8 @@
       </w:r>
       <w:r>
         <w:rPr>
+          <w:i/>
           <w:iCs/>
-          <w:i/>
         </w:rPr>
         <w:t xml:space="preserve">Retraité CB</w:t>
       </w:r>
@@ -3307,8 +3034,8 @@
       </w:r>
       <w:r>
         <w:rPr>
+          <w:i/>
           <w:iCs/>
-          <w:i/>
         </w:rPr>
         <w:t xml:space="preserve">(6 pts)</w:t>
       </w:r>
@@ -3325,8 +3052,8 @@
       </w:r>
       <w:r>
         <w:rPr>
+          <w:b/>
           <w:bCs/>
-          <w:b/>
         </w:rPr>
         <w:t xml:space="preserve">RCAI retraité CB</w:t>
       </w:r>
@@ -3347,8 +3074,8 @@
       </w:r>
       <w:r>
         <w:rPr>
+          <w:i/>
           <w:iCs/>
-          <w:i/>
         </w:rPr>
         <w:t xml:space="preserve">(2 pts)</w:t>
       </w:r>
@@ -3360,8 +3087,8 @@
         </w:pict>
       </w:r>
     </w:p>
-    <w:bookmarkEnd w:id="34"/>
-    <w:bookmarkStart w:id="35" w:name="résultat-net-récurrent-final-6-pts"/>
+    <w:bookmarkEnd w:id="23"/>
+    <w:bookmarkStart w:id="24" w:name="résultat-net-récurrent-final-6-pts"/>
     <w:p>
       <w:pPr>
         <w:pStyle w:val="Heading2"/>
@@ -3374,8 +3101,8 @@
       </w:r>
       <w:r>
         <w:rPr>
+          <w:i/>
           <w:iCs/>
-          <w:i/>
         </w:rPr>
         <w:t xml:space="preserve">(6 pts)</w:t>
       </w:r>
@@ -3392,8 +3119,8 @@
       </w:r>
       <w:r>
         <w:rPr>
+          <w:b/>
           <w:bCs/>
-          <w:b/>
         </w:rPr>
         <w:t xml:space="preserve">RCAI retraité CB</w:t>
       </w:r>
@@ -3409,11 +3136,11 @@
     </w:p>
     <w:p>
       <w:pPr>
+        <w:pStyle w:val="Compact"/>
         <w:numPr>
           <w:ilvl w:val="0"/>
           <w:numId w:val="1002"/>
         </w:numPr>
-        <w:pStyle w:val="Compact"/>
       </w:pPr>
       <w:r>
         <w:t xml:space="preserve">RCAI retraité CB + neutralisation de la restructuration =</w:t>
@@ -3423,8 +3150,8 @@
       </w:r>
       <w:r>
         <w:rPr>
+          <w:b/>
           <w:bCs/>
-          <w:b/>
         </w:rPr>
         <w:t xml:space="preserve">RCAI récurrent</w:t>
       </w:r>
@@ -3433,19 +3160,19 @@
       </w:r>
       <w:r>
         <w:rPr>
+          <w:i/>
           <w:iCs/>
-          <w:i/>
         </w:rPr>
         <w:t xml:space="preserve">(2 pts)</w:t>
       </w:r>
     </w:p>
     <w:p>
       <w:pPr>
+        <w:pStyle w:val="Compact"/>
         <w:numPr>
           <w:ilvl w:val="0"/>
           <w:numId w:val="1002"/>
         </w:numPr>
-        <w:pStyle w:val="Compact"/>
       </w:pPr>
       <w:r>
         <w:t xml:space="preserve">IS normatif (25 %) sur le RCAI récurrent</w:t>
@@ -3455,24 +3182,24 @@
       </w:r>
       <w:r>
         <w:rPr>
+          <w:i/>
           <w:iCs/>
-          <w:i/>
         </w:rPr>
         <w:t xml:space="preserve">(1 pt)</w:t>
       </w:r>
     </w:p>
     <w:p>
       <w:pPr>
+        <w:pStyle w:val="Compact"/>
         <w:numPr>
           <w:ilvl w:val="0"/>
           <w:numId w:val="1002"/>
         </w:numPr>
-        <w:pStyle w:val="Compact"/>
       </w:pPr>
       <w:r>
         <w:rPr>
+          <w:b/>
           <w:bCs/>
-          <w:b/>
         </w:rPr>
         <w:t xml:space="preserve">RNR</w:t>
       </w:r>
@@ -3481,19 +3208,19 @@
       </w:r>
       <w:r>
         <w:rPr>
+          <w:i/>
           <w:iCs/>
-          <w:i/>
         </w:rPr>
         <w:t xml:space="preserve">(1 pt)</w:t>
       </w:r>
     </w:p>
     <w:p>
       <w:pPr>
+        <w:pStyle w:val="Compact"/>
         <w:numPr>
           <w:ilvl w:val="0"/>
           <w:numId w:val="1002"/>
         </w:numPr>
-        <w:pStyle w:val="Compact"/>
       </w:pPr>
       <w:r>
         <w:t xml:space="preserve">Comparez le RNR au résultat net publié (225 k€) :</w:t>
@@ -3509,8 +3236,8 @@
       </w:r>
       <w:r>
         <w:rPr>
+          <w:i/>
           <w:iCs/>
-          <w:i/>
         </w:rPr>
         <w:t xml:space="preserve">(2 pts)</w:t>
       </w:r>
@@ -3522,8 +3249,8 @@
         </w:pict>
       </w:r>
     </w:p>
-    <w:bookmarkEnd w:id="35"/>
-    <w:bookmarkStart w:id="36" w:name="X83eecfb1c5eadd116a46ea2599f50b4517ba066"/>
+    <w:bookmarkEnd w:id="24"/>
+    <w:bookmarkStart w:id="25" w:name="X83eecfb1c5eadd116a46ea2599f50b4517ba066"/>
     <w:p>
       <w:pPr>
         <w:pStyle w:val="Heading2"/>
@@ -3536,8 +3263,8 @@
       </w:r>
       <w:r>
         <w:rPr>
+          <w:i/>
           <w:iCs/>
-          <w:i/>
         </w:rPr>
         <w:t xml:space="preserve">(2 pts)</w:t>
       </w:r>
@@ -3554,8 +3281,8 @@
       </w:r>
       <w:r>
         <w:rPr>
+          <w:b/>
           <w:bCs/>
-          <w:b/>
         </w:rPr>
         <w:t xml:space="preserve">CAFr</w:t>
       </w:r>
@@ -3749,9 +3476,9 @@
         </w:pict>
       </w:r>
     </w:p>
-    <w:bookmarkEnd w:id="36"/>
-    <w:bookmarkEnd w:id="37"/>
-    <w:bookmarkStart w:id="43" w:name="Xc9186ffe9404b7b9a3dc00135cf00bdd123ba38"/>
+    <w:bookmarkEnd w:id="25"/>
+    <w:bookmarkEnd w:id="26"/>
+    <w:bookmarkStart w:id="32" w:name="Xc9186ffe9404b7b9a3dc00135cf00bdd123ba38"/>
     <w:p>
       <w:pPr>
         <w:pStyle w:val="Heading1"/>
@@ -3764,13 +3491,13 @@
       </w:r>
       <w:r>
         <w:rPr>
+          <w:i/>
           <w:iCs/>
-          <w:i/>
         </w:rPr>
         <w:t xml:space="preserve">(20 points, ~25 min)</w:t>
       </w:r>
     </w:p>
-    <w:bookmarkStart w:id="38" w:name="capitaux-propres-retraités-12-pts"/>
+    <w:bookmarkStart w:id="27" w:name="capitaux-propres-retraités-12-pts"/>
     <w:p>
       <w:pPr>
         <w:pStyle w:val="Heading2"/>
@@ -3783,8 +3510,8 @@
       </w:r>
       <w:r>
         <w:rPr>
+          <w:i/>
           <w:iCs/>
-          <w:i/>
         </w:rPr>
         <w:t xml:space="preserve">(12 pts)</w:t>
       </w:r>
@@ -3801,8 +3528,8 @@
       </w:r>
       <w:r>
         <w:rPr>
+          <w:b/>
           <w:bCs/>
-          <w:b/>
         </w:rPr>
         <w:t xml:space="preserve">capitaux propres retraités</w:t>
       </w:r>
@@ -3829,9 +3556,8 @@
       <w:tblPr>
         <w:tblStyle w:val="Table"/>
         <w:tblW w:type="pct" w:w="5000"/>
+        <w:tblLayout w:type="fixed"/>
         <w:tblLook w:firstRow="1" w:lastRow="0" w:firstColumn="0" w:lastColumn="0" w:noHBand="0" w:noVBand="0" w:val="0020"/>
-        <w:jc w:val="start"/>
-        <w:tblLayout w:type="fixed"/>
       </w:tblPr>
       <w:tblGrid>
         <w:gridCol w:w="1827"/>
@@ -3841,14 +3567,13 @@
       </w:tblGrid>
       <w:tr>
         <w:trPr>
-          <w:tblHeader w:val="true"/>
+          <w:tblHeader w:val="on"/>
         </w:trPr>
         <w:tc>
           <w:tcPr/>
           <w:p>
             <w:pPr>
               <w:pStyle w:val="Compact"/>
-              <w:jc w:val="left"/>
             </w:pPr>
             <w:r>
               <w:t xml:space="preserve">Étape</w:t>
@@ -3860,7 +3585,6 @@
           <w:p>
             <w:pPr>
               <w:pStyle w:val="Compact"/>
-              <w:jc w:val="left"/>
             </w:pPr>
             <w:r>
               <w:t xml:space="preserve">Retraitement</w:t>
@@ -3872,7 +3596,6 @@
           <w:p>
             <w:pPr>
               <w:pStyle w:val="Compact"/>
-              <w:jc w:val="left"/>
             </w:pPr>
             <w:r>
               <w:t xml:space="preserve">Formule</w:t>
@@ -3898,7 +3621,6 @@
           <w:p>
             <w:pPr>
               <w:pStyle w:val="Compact"/>
-              <w:jc w:val="left"/>
             </w:pPr>
             <w:r>
               <w:t xml:space="preserve">①</w:t>
@@ -3910,7 +3632,6 @@
           <w:p>
             <w:pPr>
               <w:pStyle w:val="Compact"/>
-              <w:jc w:val="left"/>
             </w:pPr>
             <w:r>
               <w:t xml:space="preserve">Provisions réglementées — IS différé à reclasser</w:t>
@@ -3922,7 +3643,6 @@
           <w:p>
             <w:pPr>
               <w:pStyle w:val="Compact"/>
-              <w:jc w:val="left"/>
             </w:pPr>
             <w:r>
               <w:t xml:space="preserve">−Prov. régl. × IS</w:t>
@@ -3944,7 +3664,6 @@
           <w:p>
             <w:pPr>
               <w:pStyle w:val="Compact"/>
-              <w:jc w:val="left"/>
             </w:pPr>
             <w:r>
               <w:t xml:space="preserve">②</w:t>
@@ -3956,7 +3675,6 @@
           <w:p>
             <w:pPr>
               <w:pStyle w:val="Compact"/>
-              <w:jc w:val="left"/>
             </w:pPr>
             <w:r>
               <w:t xml:space="preserve">Subvention d’investissement — portion nette d’IS à intégrer</w:t>
@@ -3968,7 +3686,6 @@
           <w:p>
             <w:pPr>
               <w:pStyle w:val="Compact"/>
-              <w:jc w:val="left"/>
             </w:pPr>
             <w:r>
               <w:t xml:space="preserve">+Subvention × (1 − IS)</w:t>
@@ -3990,7 +3707,6 @@
           <w:p>
             <w:pPr>
               <w:pStyle w:val="Compact"/>
-              <w:jc w:val="left"/>
             </w:pPr>
             <w:r>
               <w:t xml:space="preserve">③</w:t>
@@ -4002,7 +3718,6 @@
           <w:p>
             <w:pPr>
               <w:pStyle w:val="Compact"/>
-              <w:jc w:val="left"/>
             </w:pPr>
             <w:r>
               <w:t xml:space="preserve">Déduction du goodwill</w:t>
@@ -4014,7 +3729,6 @@
           <w:p>
             <w:pPr>
               <w:pStyle w:val="Compact"/>
-              <w:jc w:val="left"/>
             </w:pPr>
             <w:r>
               <w:t xml:space="preserve">−Goodwill net</w:t>
@@ -4036,7 +3750,6 @@
           <w:p>
             <w:pPr>
               <w:pStyle w:val="Compact"/>
-              <w:jc w:val="left"/>
             </w:pPr>
             <w:r>
               <w:t xml:space="preserve">④</w:t>
@@ -4048,7 +3761,6 @@
           <w:p>
             <w:pPr>
               <w:pStyle w:val="Compact"/>
-              <w:jc w:val="left"/>
             </w:pPr>
             <w:r>
               <w:t xml:space="preserve">Substitution RN → RNR</w:t>
@@ -4060,7 +3772,6 @@
           <w:p>
             <w:pPr>
               <w:pStyle w:val="Compact"/>
-              <w:jc w:val="left"/>
             </w:pPr>
             <w:r>
               <w:t xml:space="preserve">+(RNR − RN publié)</w:t>
@@ -4090,12 +3801,11 @@
           <w:p>
             <w:pPr>
               <w:pStyle w:val="Compact"/>
-              <w:jc w:val="left"/>
             </w:pPr>
             <w:r>
               <w:rPr>
+                <w:b/>
                 <w:bCs/>
-                <w:b/>
               </w:rPr>
               <w:t xml:space="preserve">Capitaux propres retraités</w:t>
             </w:r>
@@ -4125,8 +3835,8 @@
       </w:pPr>
       <w:r>
         <w:rPr>
+          <w:i/>
           <w:iCs/>
-          <w:i/>
         </w:rPr>
         <w:t xml:space="preserve">(3 pts par étape correctement calculée)</w:t>
       </w:r>
@@ -4143,8 +3853,8 @@
       </w:r>
       <w:r>
         <w:rPr>
+          <w:b/>
           <w:bCs/>
-          <w:b/>
         </w:rPr>
         <w:t xml:space="preserve">deux phrases</w:t>
       </w:r>
@@ -4165,22 +3875,22 @@
       </w:r>
       <w:r>
         <w:rPr>
+          <w:i/>
           <w:iCs/>
-          <w:i/>
         </w:rPr>
         <w:t xml:space="preserve">(0 pts — commentaire attendu</w:t>
       </w:r>
       <w:r>
         <w:rPr>
+          <w:i/>
           <w:iCs/>
+        </w:rPr>
+        <w:t xml:space="preserve"> </w:t>
+      </w:r>
+      <w:r>
+        <w:rPr>
           <w:i/>
-        </w:rPr>
-        <w:t xml:space="preserve"> </w:t>
-      </w:r>
-      <w:r>
-        <w:rPr>
           <w:iCs/>
-          <w:i/>
         </w:rPr>
         <w:t xml:space="preserve">mais non barémé)</w:t>
       </w:r>
@@ -4192,8 +3902,8 @@
         </w:pict>
       </w:r>
     </w:p>
-    <w:bookmarkEnd w:id="38"/>
-    <w:bookmarkStart w:id="42" w:name="endettement-financier-retraité-8-pts"/>
+    <w:bookmarkEnd w:id="27"/>
+    <w:bookmarkStart w:id="31" w:name="endettement-financier-retraité-8-pts"/>
     <w:p>
       <w:pPr>
         <w:pStyle w:val="Heading2"/>
@@ -4206,13 +3916,13 @@
       </w:r>
       <w:r>
         <w:rPr>
+          <w:i/>
           <w:iCs/>
-          <w:i/>
         </w:rPr>
         <w:t xml:space="preserve">(8 pts)</w:t>
       </w:r>
     </w:p>
-    <w:bookmarkStart w:id="39" w:name="endettement-brut-retraité"/>
+    <w:bookmarkStart w:id="28" w:name="endettement-brut-retraité"/>
     <w:p>
       <w:pPr>
         <w:pStyle w:val="Heading3"/>
@@ -4233,8 +3943,8 @@
       </w:r>
       <w:r>
         <w:rPr>
+          <w:b/>
           <w:bCs/>
-          <w:b/>
         </w:rPr>
         <w:t xml:space="preserve">dette de crédit-bail hors bilan</w:t>
       </w:r>
@@ -4250,7 +3960,6 @@
         <w:tblStyle w:val="Table"/>
         <w:tblW w:type="auto" w:w="0"/>
         <w:tblLook w:firstRow="1" w:lastRow="0" w:firstColumn="0" w:lastColumn="0" w:noHBand="0" w:noVBand="0" w:val="0020"/>
-        <w:jc w:val="start"/>
       </w:tblPr>
       <w:tblGrid>
         <w:gridCol w:w="3960"/>
@@ -4258,14 +3967,13 @@
       </w:tblGrid>
       <w:tr>
         <w:trPr>
-          <w:tblHeader w:val="true"/>
+          <w:tblHeader w:val="on"/>
         </w:trPr>
         <w:tc>
           <w:tcPr/>
           <w:p>
             <w:pPr>
               <w:pStyle w:val="Compact"/>
-              <w:jc w:val="left"/>
             </w:pPr>
             <w:r>
               <w:t xml:space="preserve">Poste</w:t>
@@ -4291,7 +3999,6 @@
           <w:p>
             <w:pPr>
               <w:pStyle w:val="Compact"/>
-              <w:jc w:val="left"/>
             </w:pPr>
             <w:r>
               <w:t xml:space="preserve">Dettes financières LT (bilan)</w:t>
@@ -4317,7 +4024,6 @@
           <w:p>
             <w:pPr>
               <w:pStyle w:val="Compact"/>
-              <w:jc w:val="left"/>
             </w:pPr>
             <w:r>
               <w:t xml:space="preserve">+ Encours du crédit-bail</w:t>
@@ -4327,8 +4033,8 @@
             </w:r>
             <w:r>
               <w:rPr>
+                <w:i/>
                 <w:iCs/>
-                <w:i/>
               </w:rPr>
               <w:t xml:space="preserve">(A1)</w:t>
             </w:r>
@@ -4349,12 +4055,11 @@
           <w:p>
             <w:pPr>
               <w:pStyle w:val="Compact"/>
-              <w:jc w:val="left"/>
             </w:pPr>
             <w:r>
               <w:rPr>
+                <w:b/>
                 <w:bCs/>
-                <w:b/>
               </w:rPr>
               <w:t xml:space="preserve">Endettement financier LT brut retraité</w:t>
             </w:r>
@@ -4376,14 +4081,14 @@
       </w:pPr>
       <w:r>
         <w:rPr>
+          <w:i/>
           <w:iCs/>
-          <w:i/>
         </w:rPr>
         <w:t xml:space="preserve">(3 pts)</w:t>
       </w:r>
     </w:p>
-    <w:bookmarkEnd w:id="39"/>
-    <w:bookmarkStart w:id="40" w:name="endettement-financier-net-retraité"/>
+    <w:bookmarkEnd w:id="28"/>
+    <w:bookmarkStart w:id="29" w:name="endettement-financier-net-retraité"/>
     <w:p>
       <w:pPr>
         <w:pStyle w:val="Heading3"/>
@@ -4401,8 +4106,8 @@
       </w:r>
       <w:r>
         <w:rPr>
+          <w:b/>
           <w:bCs/>
-          <w:b/>
         </w:rPr>
         <w:t xml:space="preserve">endettement financier net retraité</w:t>
       </w:r>
@@ -4647,14 +4352,14 @@
       </w:pPr>
       <w:r>
         <w:rPr>
+          <w:i/>
           <w:iCs/>
-          <w:i/>
         </w:rPr>
         <w:t xml:space="preserve">(2 pts)</w:t>
       </w:r>
     </w:p>
-    <w:bookmarkEnd w:id="40"/>
-    <w:bookmarkStart w:id="41" w:name="X0476f243f2847bd08e4b4b94e70a624c08fdb7a"/>
+    <w:bookmarkEnd w:id="29"/>
+    <w:bookmarkStart w:id="30" w:name="X0476f243f2847bd08e4b4b94e70a624c08fdb7a"/>
     <w:p>
       <w:pPr>
         <w:pStyle w:val="Heading3"/>
@@ -4906,8 +4611,8 @@
       </w:r>
       <w:r>
         <w:rPr>
+          <w:i/>
           <w:iCs/>
-          <w:i/>
         </w:rPr>
         <w:t xml:space="preserve">(3 pts)</w:t>
       </w:r>
@@ -4919,10 +4624,10 @@
         </w:pict>
       </w:r>
     </w:p>
-    <w:bookmarkEnd w:id="41"/>
-    <w:bookmarkEnd w:id="42"/>
-    <w:bookmarkEnd w:id="43"/>
-    <w:bookmarkStart w:id="50" w:name="X5398f040dbd6ecb2e33aabdcd50feb9631335c4"/>
+    <w:bookmarkEnd w:id="30"/>
+    <w:bookmarkEnd w:id="31"/>
+    <w:bookmarkEnd w:id="32"/>
+    <w:bookmarkStart w:id="39" w:name="X5398f040dbd6ecb2e33aabdcd50feb9631335c4"/>
     <w:p>
       <w:pPr>
         <w:pStyle w:val="Heading1"/>
@@ -4935,13 +4640,13 @@
       </w:r>
       <w:r>
         <w:rPr>
+          <w:i/>
           <w:iCs/>
-          <w:i/>
         </w:rPr>
         <w:t xml:space="preserve">(10 points, ~10 min)</w:t>
       </w:r>
     </w:p>
-    <w:bookmarkStart w:id="44" w:name="capital-investi-et-roce-retraités-4-pts"/>
+    <w:bookmarkStart w:id="33" w:name="capital-investi-et-roce-retraités-4-pts"/>
     <w:p>
       <w:pPr>
         <w:pStyle w:val="Heading2"/>
@@ -4954,19 +4659,19 @@
       </w:r>
       <w:r>
         <w:rPr>
+          <w:i/>
           <w:iCs/>
-          <w:i/>
         </w:rPr>
         <w:t xml:space="preserve">(4 pts)</w:t>
       </w:r>
     </w:p>
     <w:p>
       <w:pPr>
+        <w:pStyle w:val="Compact"/>
         <w:numPr>
           <w:ilvl w:val="0"/>
           <w:numId w:val="1003"/>
         </w:numPr>
-        <w:pStyle w:val="Compact"/>
       </w:pPr>
       <w:r>
         <w:t xml:space="preserve">Calculez le</w:t>
@@ -4976,8 +4681,8 @@
       </w:r>
       <w:r>
         <w:rPr>
+          <w:b/>
           <w:bCs/>
-          <w:b/>
         </w:rPr>
         <w:t xml:space="preserve">capital investi retraité</w:t>
       </w:r>
@@ -5167,11 +4872,11 @@
     </w:p>
     <w:p>
       <w:pPr>
+        <w:pStyle w:val="Compact"/>
         <w:numPr>
           <w:ilvl w:val="0"/>
           <w:numId w:val="1004"/>
         </w:numPr>
-        <w:pStyle w:val="Compact"/>
       </w:pPr>
       <w:r>
         <w:t xml:space="preserve">Calculez le</w:t>
@@ -5181,8 +4886,8 @@
       </w:r>
       <w:r>
         <w:rPr>
+          <w:b/>
           <w:bCs/>
-          <w:b/>
         </w:rPr>
         <w:t xml:space="preserve">ROCE retraité</w:t>
       </w:r>
@@ -5373,8 +5078,8 @@
       </w:pPr>
       <w:r>
         <w:rPr>
+          <w:i/>
           <w:iCs/>
-          <w:i/>
         </w:rPr>
         <w:t xml:space="preserve">(2 pts par calcul)</w:t>
       </w:r>
@@ -5386,8 +5091,8 @@
         </w:pict>
       </w:r>
     </w:p>
-    <w:bookmarkEnd w:id="44"/>
-    <w:bookmarkStart w:id="45" w:name="capacité-de-remboursement-2-pts"/>
+    <w:bookmarkEnd w:id="33"/>
+    <w:bookmarkStart w:id="34" w:name="capacité-de-remboursement-2-pts"/>
     <w:p>
       <w:pPr>
         <w:pStyle w:val="Heading2"/>
@@ -5400,8 +5105,8 @@
       </w:r>
       <w:r>
         <w:rPr>
+          <w:i/>
           <w:iCs/>
-          <w:i/>
         </w:rPr>
         <w:t xml:space="preserve">(2 pts)</w:t>
       </w:r>
@@ -5611,7 +5316,6 @@
         <w:tblStyle w:val="Table"/>
         <w:tblW w:type="auto" w:w="0"/>
         <w:tblLook w:firstRow="1" w:lastRow="0" w:firstColumn="0" w:lastColumn="0" w:noHBand="0" w:noVBand="0" w:val="0020"/>
-        <w:jc w:val="start"/>
       </w:tblPr>
       <w:tblGrid>
         <w:gridCol w:w="3960"/>
@@ -5619,7 +5323,7 @@
       </w:tblGrid>
       <w:tr>
         <w:trPr>
-          <w:tblHeader w:val="true"/>
+          <w:tblHeader w:val="on"/>
         </w:trPr>
         <w:tc>
           <w:tcPr/>
@@ -5758,8 +5462,8 @@
         </w:pict>
       </w:r>
     </w:p>
-    <w:bookmarkEnd w:id="45"/>
-    <w:bookmarkStart w:id="49" w:name="note-de-synthèse-4-pts"/>
+    <w:bookmarkEnd w:id="34"/>
+    <w:bookmarkStart w:id="38" w:name="note-de-synthèse-4-pts"/>
     <w:p>
       <w:pPr>
         <w:pStyle w:val="Heading2"/>
@@ -5772,8 +5476,8 @@
       </w:r>
       <w:r>
         <w:rPr>
+          <w:i/>
           <w:iCs/>
-          <w:i/>
         </w:rPr>
         <w:t xml:space="preserve">(4 pts)</w:t>
       </w:r>
@@ -5790,8 +5494,8 @@
       </w:r>
       <w:r>
         <w:rPr>
+          <w:b/>
           <w:bCs/>
-          <w:b/>
         </w:rPr>
         <w:t xml:space="preserve">note de 10 à 15 lignes</w:t>
       </w:r>
@@ -5823,8 +5527,8 @@
       </w:r>
       <w:r>
         <w:rPr>
+          <w:b/>
           <w:bCs/>
-          <w:b/>
         </w:rPr>
         <w:t xml:space="preserve">vraie capacité bénéficiaire</w:t>
       </w:r>
@@ -5839,8 +5543,8 @@
       </w:r>
       <w:r>
         <w:rPr>
+          <w:i/>
           <w:iCs/>
-          <w:i/>
         </w:rPr>
         <w:t xml:space="preserve">(2 pts)</w:t>
       </w:r>
@@ -5860,8 +5564,8 @@
       </w:r>
       <w:r>
         <w:rPr>
+          <w:b/>
           <w:bCs/>
-          <w:b/>
         </w:rPr>
         <w:t xml:space="preserve">recommandation de financement</w:t>
       </w:r>
@@ -5879,8 +5583,8 @@
       </w:r>
       <w:r>
         <w:rPr>
+          <w:i/>
           <w:iCs/>
-          <w:i/>
         </w:rPr>
         <w:t xml:space="preserve">(2 pts)</w:t>
       </w:r>
@@ -5897,13 +5601,16 @@
         <w:tblStyle w:val="Table"/>
         <w:tblLook w:firstRow="0" w:lastRow="0" w:firstColumn="0" w:lastColumn="0" w:noHBand="0" w:noVBand="0" w:val="0000"/>
         <w:tblBorders>
+          <w:top w:val="single" w:sz="4" w:space="0" w:color="0758E5"/>
           <w:left w:val="single" w:sz="24" w:space="0" w:color="0758E5"/>
+          <w:bottom w:val="single" w:sz="4" w:space="0" w:color="0758E5"/>
+          <w:right w:val="single" w:sz="4" w:space="0" w:color="0758E5"/>
         </w:tblBorders>
         <w:tblCellMar>
-          <w:left w:w="0" w:type="dxa"/>
-          <w:right w:w="0" w:type="dxa"/>
+          <w:left w:w="144" w:type="dxa"/>
+          <w:right w:w="144" w:type="dxa"/>
         </w:tblCellMar>
-        <w:tblInd w:w="164" w:type="dxa"/>
+        <w:tblLook w:firstRow="0" w:lastRow="0" w:firstColumn="0" w:lastColumn="0" w:noHBand="0" w:noVBand="0" w:val="0000"/>
       </w:tblPr>
       <w:tr>
         <w:trPr>
@@ -5911,9 +5618,10 @@
         </w:trPr>
         <w:tc>
           <w:tcPr>
+            <w:shd w:color="auto" w:fill="dae6fb" w:val="clear"/>
             <w:tcMar>
-              <w:left w:w="144" w:type="dxa"/>
-              <w:right w:w="144" w:type="dxa"/>
+              <w:top w:w="92" w:type="dxa"/>
+              <w:bottom w:w="92" w:type="dxa"/>
             </w:tcMar>
           </w:tcPr>
           <w:p>
@@ -5921,26 +5629,26 @@
               <w:pStyle w:val="FirstParagraph"/>
             </w:pPr>
             <w:pPr>
-              <w:spacing w:before="0" w:after="8"/>
-              <w:jc w:val="center"/>
+              <w:spacing w:before="0" w:after="0"/>
+              <w:textAlignment w:val="center"/>
             </w:pPr>
             <w:r>
               <w:drawing>
                 <wp:inline>
                   <wp:extent cx="152400" cy="152400"/>
                   <wp:effectExtent b="0" l="0" r="0" t="0"/>
-                  <wp:docPr descr="" title="" id="47" name="Picture"/>
+                  <wp:docPr descr="" title="" id="36" name="Picture"/>
                   <a:graphic>
                     <a:graphicData uri="http://schemas.openxmlformats.org/drawingml/2006/picture">
                       <pic:pic>
                         <pic:nvPicPr>
-                          <pic:cNvPr descr="/opt/quarto/share/formats/docx/note.png" id="48" name="Picture"/>
+                          <pic:cNvPr descr="/opt/quarto/share/formats/docx/note.png" id="37" name="Picture"/>
                           <pic:cNvPicPr>
                             <a:picLocks noChangeArrowheads="1" noChangeAspect="1"/>
                           </pic:cNvPicPr>
                         </pic:nvPicPr>
                         <pic:blipFill>
-                          <a:blip r:embed="rId46"/>
+                          <a:blip r:embed="rId35"/>
                           <a:stretch>
                             <a:fillRect/>
                           </a:stretch>
@@ -5966,30 +5674,34 @@
                 </wp:inline>
               </w:drawing>
             </w:r>
-          </w:p>
-        </w:tc>
-        <w:tc>
-          <w:p>
-            <w:pPr>
-              <w:pStyle w:val="BodyText"/>
-            </w:pPr>
-            <w:pPr>
-              <w:spacing w:before="16" w:after="64"/>
-            </w:pPr>
-            <w:r>
-              <w:rPr>
-                <w:bCs/>
-                <w:b/>
-              </w:rPr>
+            <w:r>
+              <w:t xml:space="preserve"> </w:t>
+            </w:r>
+            <w:r>
+              <w:t xml:space="preserve"> </w:t>
+            </w:r>
+            <w:r>
               <w:t xml:space="preserve">Barème récapitulatif</w:t>
             </w:r>
           </w:p>
+        </w:tc>
+      </w:tr>
+      <w:tr>
+        <w:trPr>
+          <w:cantSplit/>
+        </w:trPr>
+        <w:tc>
+          <w:tcPr>
+            <w:tcMar>
+              <w:top w:w="108" w:type="dxa"/>
+              <w:bottom w:w="108" w:type="dxa"/>
+            </w:tcMar>
+          </w:tcPr>
           <w:tbl>
             <w:tblPr>
               <w:tblStyle w:val="Table"/>
               <w:tblW w:type="auto" w:w="0"/>
               <w:tblLook w:firstRow="1" w:lastRow="0" w:firstColumn="0" w:lastColumn="0" w:noHBand="0" w:noVBand="0" w:val="0020"/>
-              <w:jc w:val="start"/>
             </w:tblPr>
             <w:tblGrid>
               <w:gridCol w:w="2640"/>
@@ -5998,14 +5710,13 @@
             </w:tblGrid>
             <w:tr>
               <w:trPr>
-                <w:tblHeader w:val="true"/>
+                <w:tblHeader w:val="on"/>
               </w:trPr>
               <w:tc>
                 <w:tcPr/>
                 <w:p>
                   <w:pPr>
                     <w:pStyle w:val="Compact"/>
-                    <w:jc w:val="left"/>
                   </w:pPr>
                   <w:r>
                     <w:t xml:space="preserve">Partie</w:t>
@@ -6017,7 +5728,6 @@
                 <w:p>
                   <w:pPr>
                     <w:pStyle w:val="Compact"/>
-                    <w:jc w:val="left"/>
                   </w:pPr>
                   <w:r>
                     <w:t xml:space="preserve">Thème</w:t>
@@ -6043,7 +5753,6 @@
                 <w:p>
                   <w:pPr>
                     <w:pStyle w:val="Compact"/>
-                    <w:jc w:val="left"/>
                   </w:pPr>
                   <w:r>
                     <w:t xml:space="preserve">1.1</w:t>
@@ -6055,7 +5764,6 @@
                 <w:p>
                   <w:pPr>
                     <w:pStyle w:val="Compact"/>
-                    <w:jc w:val="left"/>
                   </w:pPr>
                   <w:r>
                     <w:t xml:space="preserve">Identification des retraitements</w:t>
@@ -6081,7 +5789,6 @@
                 <w:p>
                   <w:pPr>
                     <w:pStyle w:val="Compact"/>
-                    <w:jc w:val="left"/>
                   </w:pPr>
                   <w:r>
                     <w:t xml:space="preserve">1.2</w:t>
@@ -6093,7 +5800,6 @@
                 <w:p>
                   <w:pPr>
                     <w:pStyle w:val="Compact"/>
-                    <w:jc w:val="left"/>
                   </w:pPr>
                   <w:r>
                     <w:t xml:space="preserve">Retraitement CB sur le P&amp;L</w:t>
@@ -6119,7 +5825,6 @@
                 <w:p>
                   <w:pPr>
                     <w:pStyle w:val="Compact"/>
-                    <w:jc w:val="left"/>
                   </w:pPr>
                   <w:r>
                     <w:t xml:space="preserve">1.3</w:t>
@@ -6131,7 +5836,6 @@
                 <w:p>
                   <w:pPr>
                     <w:pStyle w:val="Compact"/>
-                    <w:jc w:val="left"/>
                   </w:pPr>
                   <w:r>
                     <w:t xml:space="preserve">RNR et commentaire</w:t>
@@ -6157,7 +5861,6 @@
                 <w:p>
                   <w:pPr>
                     <w:pStyle w:val="Compact"/>
-                    <w:jc w:val="left"/>
                   </w:pPr>
                   <w:r>
                     <w:t xml:space="preserve">1.4</w:t>
@@ -6169,7 +5872,6 @@
                 <w:p>
                   <w:pPr>
                     <w:pStyle w:val="Compact"/>
-                    <w:jc w:val="left"/>
                   </w:pPr>
                   <w:r>
                     <w:t xml:space="preserve">CAFr</w:t>
@@ -6195,7 +5897,6 @@
                 <w:p>
                   <w:pPr>
                     <w:pStyle w:val="Compact"/>
-                    <w:jc w:val="left"/>
                   </w:pPr>
                   <w:r>
                     <w:t xml:space="preserve">2.1</w:t>
@@ -6207,7 +5908,6 @@
                 <w:p>
                   <w:pPr>
                     <w:pStyle w:val="Compact"/>
-                    <w:jc w:val="left"/>
                   </w:pPr>
                   <w:r>
                     <w:t xml:space="preserve">Capitaux propres retraités (4 étapes)</w:t>
@@ -6233,7 +5933,6 @@
                 <w:p>
                   <w:pPr>
                     <w:pStyle w:val="Compact"/>
-                    <w:jc w:val="left"/>
                   </w:pPr>
                   <w:r>
                     <w:t xml:space="preserve">2.2</w:t>
@@ -6245,7 +5944,6 @@
                 <w:p>
                   <w:pPr>
                     <w:pStyle w:val="Compact"/>
-                    <w:jc w:val="left"/>
                   </w:pPr>
                   <w:r>
                     <w:t xml:space="preserve">Endettement retraité + gearing</w:t>
@@ -6271,7 +5969,6 @@
                 <w:p>
                   <w:pPr>
                     <w:pStyle w:val="Compact"/>
-                    <w:jc w:val="left"/>
                   </w:pPr>
                   <w:r>
                     <w:t xml:space="preserve">3.1</w:t>
@@ -6283,7 +5980,6 @@
                 <w:p>
                   <w:pPr>
                     <w:pStyle w:val="Compact"/>
-                    <w:jc w:val="left"/>
                   </w:pPr>
                   <w:r>
                     <w:t xml:space="preserve">Capital investi + ROCE retraités</w:t>
@@ -6309,7 +6005,6 @@
                 <w:p>
                   <w:pPr>
                     <w:pStyle w:val="Compact"/>
-                    <w:jc w:val="left"/>
                   </w:pPr>
                   <w:r>
                     <w:t xml:space="preserve">3.2</w:t>
@@ -6321,7 +6016,6 @@
                 <w:p>
                   <w:pPr>
                     <w:pStyle w:val="Compact"/>
-                    <w:jc w:val="left"/>
                   </w:pPr>
                   <w:r>
                     <w:t xml:space="preserve">Capacité de remboursement</w:t>
@@ -6347,7 +6041,6 @@
                 <w:p>
                   <w:pPr>
                     <w:pStyle w:val="Compact"/>
-                    <w:jc w:val="left"/>
                   </w:pPr>
                   <w:r>
                     <w:t xml:space="preserve">3.3</w:t>
@@ -6359,7 +6052,6 @@
                 <w:p>
                   <w:pPr>
                     <w:pStyle w:val="Compact"/>
-                    <w:jc w:val="left"/>
                   </w:pPr>
                   <w:r>
                     <w:t xml:space="preserve">Note de synthèse</w:t>
@@ -6385,12 +6077,11 @@
                 <w:p>
                   <w:pPr>
                     <w:pStyle w:val="Compact"/>
-                    <w:jc w:val="left"/>
                   </w:pPr>
                   <w:r>
                     <w:rPr>
+                      <w:b/>
                       <w:bCs/>
-                      <w:b/>
                     </w:rPr>
                     <w:t xml:space="preserve">Total</w:t>
                   </w:r>
@@ -6413,8 +6104,8 @@
                   </w:pPr>
                   <w:r>
                     <w:rPr>
+                      <w:b/>
                       <w:bCs/>
-                      <w:b/>
                     </w:rPr>
                     <w:t xml:space="preserve">50</w:t>
                   </w:r>
@@ -6431,8 +6122,8 @@
             </w:pPr>
             <w:r>
               <w:rPr>
+                <w:b/>
                 <w:bCs/>
-                <w:b/>
               </w:rPr>
               <w:t xml:space="preserve">Gestion du temps suggérée :</w:t>
             </w:r>
@@ -6449,6 +6140,7 @@
               <w:t xml:space="preserve">P2.1 (13 min) → P2.2 (12 min) → P3.1 (4 min) → P3.2 (3 min) → P3.3 (3 min)</w:t>
             </w:r>
           </w:p>
+          <w:p/>
         </w:tc>
       </w:tr>
     </w:tbl>
@@ -6459,9 +6151,13 @@
         </w:pict>
       </w:r>
     </w:p>
-    <w:bookmarkEnd w:id="49"/>
-    <w:bookmarkEnd w:id="50"/>
-    <w:sectPr/>
+    <w:bookmarkEnd w:id="38"/>
+    <w:bookmarkEnd w:id="39"/>
+    <w:sectPr>
+      <w:footnotePr>
+        <w:numRestart w:val="eachSect"/>
+      </w:footnotePr>
+    </w:sectPr>
   </w:body>
 </w:document>
 </file>
@@ -6492,14 +6188,14 @@
 <file path=word/numbering.xml><?xml version="1.0" encoding="utf-8"?>
 <w:numbering xmlns:w="http://schemas.openxmlformats.org/wordprocessingml/2006/main">
   <w:abstractNum w:abstractNumId="990">
-    <w:nsid w:val="A990"/>
+    <w:nsid w:val="0000A990"/>
     <w:multiLevelType w:val="multilevel"/>
     <w:lvl w:ilvl="0">
       <w:numFmt w:val="bullet"/>
       <w:lvlText w:val=" "/>
       <w:lvlJc w:val="left"/>
       <w:pPr>
-        <w:ind w:left="720" w:hanging="480"/>
+        <w:ind w:left="720" w:hanging="360"/>
       </w:pPr>
     </w:lvl>
     <w:lvl w:ilvl="1">
@@ -6507,7 +6203,7 @@
       <w:lvlText w:val=" "/>
       <w:lvlJc w:val="left"/>
       <w:pPr>
-        <w:ind w:left="1440" w:hanging="480"/>
+        <w:ind w:left="1440" w:hanging="360"/>
       </w:pPr>
     </w:lvl>
     <w:lvl w:ilvl="2">
@@ -6515,7 +6211,7 @@
       <w:lvlText w:val=" "/>
       <w:lvlJc w:val="left"/>
       <w:pPr>
-        <w:ind w:left="2160" w:hanging="480"/>
+        <w:ind w:left="2160" w:hanging="360"/>
       </w:pPr>
     </w:lvl>
     <w:lvl w:ilvl="3">
@@ -6523,7 +6219,7 @@
       <w:lvlText w:val=" "/>
       <w:lvlJc w:val="left"/>
       <w:pPr>
-        <w:ind w:left="2880" w:hanging="480"/>
+        <w:ind w:left="2880" w:hanging="360"/>
       </w:pPr>
     </w:lvl>
     <w:lvl w:ilvl="4">
@@ -6531,7 +6227,7 @@
       <w:lvlText w:val=" "/>
       <w:lvlJc w:val="left"/>
       <w:pPr>
-        <w:ind w:left="3600" w:hanging="480"/>
+        <w:ind w:left="3600" w:hanging="360"/>
       </w:pPr>
     </w:lvl>
     <w:lvl w:ilvl="5">
@@ -6539,7 +6235,7 @@
       <w:lvlText w:val=" "/>
       <w:lvlJc w:val="left"/>
       <w:pPr>
-        <w:ind w:left="4320" w:hanging="480"/>
+        <w:ind w:left="4320" w:hanging="360"/>
       </w:pPr>
     </w:lvl>
     <w:lvl w:ilvl="6">
@@ -6547,7 +6243,7 @@
       <w:lvlText w:val=" "/>
       <w:lvlJc w:val="left"/>
       <w:pPr>
-        <w:ind w:left="5040" w:hanging="480"/>
+        <w:ind w:left="5040" w:hanging="360"/>
       </w:pPr>
     </w:lvl>
     <w:lvl w:ilvl="7">
@@ -6555,7 +6251,7 @@
       <w:lvlText w:val=" "/>
       <w:lvlJc w:val="left"/>
       <w:pPr>
-        <w:ind w:left="5760" w:hanging="480"/>
+        <w:ind w:left="5760" w:hanging="360"/>
       </w:pPr>
     </w:lvl>
     <w:lvl w:ilvl="8">
@@ -6563,12 +6259,12 @@
       <w:lvlText w:val=" "/>
       <w:lvlJc w:val="left"/>
       <w:pPr>
-        <w:ind w:left="6480" w:hanging="480"/>
+        <w:ind w:left="6480" w:hanging="360"/>
       </w:pPr>
     </w:lvl>
   </w:abstractNum>
   <w:abstractNum w:abstractNumId="99711">
-    <w:nsid w:val="A99711"/>
+    <w:nsid w:val="00A99711"/>
     <w:multiLevelType w:val="multilevel"/>
     <w:lvl w:ilvl="0">
       <w:start w:val="1"/>
@@ -6576,7 +6272,7 @@
       <w:lvlText w:val="%1."/>
       <w:lvlJc w:val="left"/>
       <w:pPr>
-        <w:ind w:left="720" w:hanging="480"/>
+        <w:ind w:left="720" w:hanging="360"/>
       </w:pPr>
     </w:lvl>
     <w:lvl w:ilvl="1">
@@ -6585,7 +6281,7 @@
       <w:lvlText w:val="%2."/>
       <w:lvlJc w:val="left"/>
       <w:pPr>
-        <w:ind w:left="1440" w:hanging="480"/>
+        <w:ind w:left="1440" w:hanging="360"/>
       </w:pPr>
     </w:lvl>
     <w:lvl w:ilvl="2">
@@ -6594,7 +6290,7 @@
       <w:lvlText w:val="%3."/>
       <w:lvlJc w:val="left"/>
       <w:pPr>
-        <w:ind w:left="2160" w:hanging="480"/>
+        <w:ind w:left="2160" w:hanging="360"/>
       </w:pPr>
     </w:lvl>
     <w:lvl w:ilvl="3">
@@ -6603,7 +6299,7 @@
       <w:lvlText w:val="%4."/>
       <w:lvlJc w:val="left"/>
       <w:pPr>
-        <w:ind w:left="2880" w:hanging="480"/>
+        <w:ind w:left="2880" w:hanging="360"/>
       </w:pPr>
     </w:lvl>
     <w:lvl w:ilvl="4">
@@ -6612,7 +6308,7 @@
       <w:lvlText w:val="%5."/>
       <w:lvlJc w:val="left"/>
       <w:pPr>
-        <w:ind w:left="3600" w:hanging="480"/>
+        <w:ind w:left="3600" w:hanging="360"/>
       </w:pPr>
     </w:lvl>
     <w:lvl w:ilvl="5">
@@ -6621,7 +6317,7 @@
       <w:lvlText w:val="%6."/>
       <w:lvlJc w:val="left"/>
       <w:pPr>
-        <w:ind w:left="4320" w:hanging="480"/>
+        <w:ind w:left="4320" w:hanging="360"/>
       </w:pPr>
     </w:lvl>
     <w:lvl w:ilvl="6">
@@ -6630,7 +6326,7 @@
       <w:lvlText w:val="%7."/>
       <w:lvlJc w:val="left"/>
       <w:pPr>
-        <w:ind w:left="5040" w:hanging="480"/>
+        <w:ind w:left="5040" w:hanging="360"/>
       </w:pPr>
     </w:lvl>
     <w:lvl w:ilvl="7">
@@ -6639,7 +6335,7 @@
       <w:lvlText w:val="%8."/>
       <w:lvlJc w:val="left"/>
       <w:pPr>
-        <w:ind w:left="5760" w:hanging="480"/>
+        <w:ind w:left="5760" w:hanging="360"/>
       </w:pPr>
     </w:lvl>
     <w:lvl w:ilvl="8">
@@ -6648,12 +6344,12 @@
       <w:lvlText w:val="%9."/>
       <w:lvlJc w:val="left"/>
       <w:pPr>
-        <w:ind w:left="6480" w:hanging="480"/>
+        <w:ind w:left="6480" w:hanging="360"/>
       </w:pPr>
     </w:lvl>
   </w:abstractNum>
   <w:abstractNum w:abstractNumId="99411">
-    <w:nsid w:val="A99411"/>
+    <w:nsid w:val="00A99411"/>
     <w:multiLevelType w:val="multilevel"/>
     <w:lvl w:ilvl="0">
       <w:start w:val="1"/>
@@ -6661,7 +6357,7 @@
       <w:lvlText w:val="%1."/>
       <w:lvlJc w:val="left"/>
       <w:pPr>
-        <w:ind w:left="720" w:hanging="480"/>
+        <w:ind w:left="720" w:hanging="360"/>
       </w:pPr>
     </w:lvl>
     <w:lvl w:ilvl="1">
@@ -6670,7 +6366,7 @@
       <w:lvlText w:val="%2."/>
       <w:lvlJc w:val="left"/>
       <w:pPr>
-        <w:ind w:left="1440" w:hanging="480"/>
+        <w:ind w:left="1440" w:hanging="360"/>
       </w:pPr>
     </w:lvl>
     <w:lvl w:ilvl="2">
@@ -6679,7 +6375,7 @@
       <w:lvlText w:val="%3."/>
       <w:lvlJc w:val="left"/>
       <w:pPr>
-        <w:ind w:left="2160" w:hanging="480"/>
+        <w:ind w:left="2160" w:hanging="360"/>
       </w:pPr>
     </w:lvl>
     <w:lvl w:ilvl="3">
@@ -6688,7 +6384,7 @@
       <w:lvlText w:val="%4."/>
       <w:lvlJc w:val="left"/>
       <w:pPr>
-        <w:ind w:left="2880" w:hanging="480"/>
+        <w:ind w:left="2880" w:hanging="360"/>
       </w:pPr>
     </w:lvl>
     <w:lvl w:ilvl="4">
@@ -6697,7 +6393,7 @@
       <w:lvlText w:val="%5."/>
       <w:lvlJc w:val="left"/>
       <w:pPr>
-        <w:ind w:left="3600" w:hanging="480"/>
+        <w:ind w:left="3600" w:hanging="360"/>
       </w:pPr>
     </w:lvl>
     <w:lvl w:ilvl="5">
@@ -6706,7 +6402,7 @@
       <w:lvlText w:val="%6."/>
       <w:lvlJc w:val="left"/>
       <w:pPr>
-        <w:ind w:left="4320" w:hanging="480"/>
+        <w:ind w:left="4320" w:hanging="360"/>
       </w:pPr>
     </w:lvl>
     <w:lvl w:ilvl="6">
@@ -6715,7 +6411,7 @@
       <w:lvlText w:val="%7."/>
       <w:lvlJc w:val="left"/>
       <w:pPr>
-        <w:ind w:left="5040" w:hanging="480"/>
+        <w:ind w:left="5040" w:hanging="360"/>
       </w:pPr>
     </w:lvl>
     <w:lvl w:ilvl="7">
@@ -6724,7 +6420,7 @@
       <w:lvlText w:val="%8."/>
       <w:lvlJc w:val="left"/>
       <w:pPr>
-        <w:ind w:left="5760" w:hanging="480"/>
+        <w:ind w:left="5760" w:hanging="360"/>
       </w:pPr>
     </w:lvl>
     <w:lvl w:ilvl="8">
@@ -6733,12 +6429,12 @@
       <w:lvlText w:val="%9."/>
       <w:lvlJc w:val="left"/>
       <w:pPr>
-        <w:ind w:left="6480" w:hanging="480"/>
+        <w:ind w:left="6480" w:hanging="360"/>
       </w:pPr>
     </w:lvl>
   </w:abstractNum>
   <w:abstractNum w:abstractNumId="99712">
-    <w:nsid w:val="A99712"/>
+    <w:nsid w:val="00A99712"/>
     <w:multiLevelType w:val="multilevel"/>
     <w:lvl w:ilvl="0">
       <w:start w:val="2"/>
@@ -6746,7 +6442,7 @@
       <w:lvlText w:val="%1."/>
       <w:lvlJc w:val="left"/>
       <w:pPr>
-        <w:ind w:left="720" w:hanging="480"/>
+        <w:ind w:left="720" w:hanging="360"/>
       </w:pPr>
     </w:lvl>
     <w:lvl w:ilvl="1">
@@ -6755,7 +6451,7 @@
       <w:lvlText w:val="%2."/>
       <w:lvlJc w:val="left"/>
       <w:pPr>
-        <w:ind w:left="1440" w:hanging="480"/>
+        <w:ind w:left="1440" w:hanging="360"/>
       </w:pPr>
     </w:lvl>
     <w:lvl w:ilvl="2">
@@ -6764,7 +6460,7 @@
       <w:lvlText w:val="%3."/>
       <w:lvlJc w:val="left"/>
       <w:pPr>
-        <w:ind w:left="2160" w:hanging="480"/>
+        <w:ind w:left="2160" w:hanging="360"/>
       </w:pPr>
     </w:lvl>
     <w:lvl w:ilvl="3">
@@ -6773,7 +6469,7 @@
       <w:lvlText w:val="%4."/>
       <w:lvlJc w:val="left"/>
       <w:pPr>
-        <w:ind w:left="2880" w:hanging="480"/>
+        <w:ind w:left="2880" w:hanging="360"/>
       </w:pPr>
     </w:lvl>
     <w:lvl w:ilvl="4">
@@ -6782,7 +6478,7 @@
       <w:lvlText w:val="%5."/>
       <w:lvlJc w:val="left"/>
       <w:pPr>
-        <w:ind w:left="3600" w:hanging="480"/>
+        <w:ind w:left="3600" w:hanging="360"/>
       </w:pPr>
     </w:lvl>
     <w:lvl w:ilvl="5">
@@ -6791,7 +6487,7 @@
       <w:lvlText w:val="%6."/>
       <w:lvlJc w:val="left"/>
       <w:pPr>
-        <w:ind w:left="4320" w:hanging="480"/>
+        <w:ind w:left="4320" w:hanging="360"/>
       </w:pPr>
     </w:lvl>
     <w:lvl w:ilvl="6">
@@ -6800,7 +6496,7 @@
       <w:lvlText w:val="%7."/>
       <w:lvlJc w:val="left"/>
       <w:pPr>
-        <w:ind w:left="5040" w:hanging="480"/>
+        <w:ind w:left="5040" w:hanging="360"/>
       </w:pPr>
     </w:lvl>
     <w:lvl w:ilvl="7">
@@ -6809,7 +6505,7 @@
       <w:lvlText w:val="%8."/>
       <w:lvlJc w:val="left"/>
       <w:pPr>
-        <w:ind w:left="5760" w:hanging="480"/>
+        <w:ind w:left="5760" w:hanging="360"/>
       </w:pPr>
     </w:lvl>
     <w:lvl w:ilvl="8">
@@ -6818,7 +6514,7 @@
       <w:lvlText w:val="%9."/>
       <w:lvlJc w:val="left"/>
       <w:pPr>
-        <w:ind w:left="6480" w:hanging="480"/>
+        <w:ind w:left="6480" w:hanging="360"/>
       </w:pPr>
     </w:lvl>
   </w:abstractNum>
@@ -6983,10 +6679,10 @@
   <w:docDefaults>
     <w:rPrDefault>
       <w:rPr>
-        <w:rFonts w:asciiTheme="minorHAnsi" w:cstheme="minorBidi" w:eastAsiaTheme="minorHAnsi" w:hAnsiTheme="minorHAnsi"/>
+        <w:rFonts w:asciiTheme="minorHAnsi" w:cstheme="minorBidi" w:eastAsiaTheme="minorEastAsia" w:hAnsiTheme="minorHAnsi"/>
         <w:sz w:val="24"/>
         <w:szCs w:val="24"/>
-        <w:lang w:bidi="ar-SA" w:eastAsia="en-US" w:val="en"/>
+        <w:lang w:bidi="ar-SA" w:eastAsia="zh-CN" w:val="en"/>
       </w:rPr>
     </w:rPrDefault>
     <w:pPrDefault>
@@ -7004,10 +6700,10 @@
     <w:name w:val="Body Text"/>
     <w:basedOn w:val="Normal"/>
     <w:link w:val="BodyTextChar"/>
+    <w:qFormat/>
     <w:pPr>
       <w:spacing w:after="180" w:before="180"/>
     </w:pPr>
-    <w:qFormat/>
   </w:style>
   <w:style w:customStyle="1" w:styleId="FirstParagraph" w:type="paragraph">
     <w:name w:val="First Paragraph"/>
@@ -7027,57 +6723,94 @@
     <w:name w:val="Title"/>
     <w:basedOn w:val="Normal"/>
     <w:next w:val="BodyText"/>
+    <w:link w:val="TitleChar"/>
+    <w:uiPriority w:val="10"/>
     <w:qFormat/>
+    <w:rsid w:val="00A10FD9"/>
     <w:pPr>
-      <w:keepNext/>
-      <w:keepLines/>
-      <w:spacing w:after="240" w:before="480"/>
+      <w:spacing w:after="80" w:line="240" w:lineRule="auto"/>
+      <w:contextualSpacing/>
       <w:jc w:val="center"/>
     </w:pPr>
     <w:rPr>
       <w:rFonts w:asciiTheme="majorHAnsi" w:cstheme="majorBidi" w:eastAsiaTheme="majorEastAsia" w:hAnsiTheme="majorHAnsi"/>
-      <w:b/>
-      <w:bCs/>
-      <w:color w:themeColor="accent1" w:themeShade="B5" w:val="345A8A"/>
-      <w:sz w:val="36"/>
-      <w:szCs w:val="36"/>
+      <w:sz w:val="56"/>
+      <w:szCs w:val="56"/>
+    </w:rPr>
+  </w:style>
+  <w:style w:customStyle="1" w:styleId="TitleChar" w:type="character">
+    <w:name w:val="Title Char"/>
+    <w:basedOn w:val="DefaultParagraphFont"/>
+    <w:link w:val="Title"/>
+    <w:uiPriority w:val="10"/>
+    <w:rsid w:val="00A10FD9"/>
+    <w:rPr>
+      <w:rFonts w:asciiTheme="majorHAnsi" w:cstheme="majorBidi" w:eastAsiaTheme="majorEastAsia" w:hAnsiTheme="majorHAnsi"/>
+      <w:sz w:val="56"/>
+      <w:szCs w:val="56"/>
     </w:rPr>
   </w:style>
   <w:style w:styleId="Subtitle" w:type="paragraph">
     <w:name w:val="Subtitle"/>
+    <w:basedOn w:val="Title"/>
+    <w:next w:val="BodyText"/>
+    <w:link w:val="SubtitleChar"/>
+    <w:uiPriority w:val="11"/>
+    <w:qFormat/>
+    <w:rsid w:val="00A10FD9"/>
+    <w:pPr>
+      <w:numPr>
+        <w:ilvl w:val="1"/>
+      </w:numPr>
+    </w:pPr>
+    <w:rPr>
+      <w:rFonts w:cstheme="majorBidi" w:eastAsiaTheme="majorEastAsia"/>
+      <w:spacing w:val="15"/>
+      <w:sz w:val="28"/>
+      <w:szCs w:val="28"/>
+    </w:rPr>
+  </w:style>
+  <w:style w:customStyle="1" w:styleId="SubtitleChar" w:type="character">
+    <w:name w:val="Subtitle Char"/>
+    <w:basedOn w:val="DefaultParagraphFont"/>
+    <w:link w:val="Subtitle"/>
+    <w:uiPriority w:val="11"/>
+    <w:rsid w:val="00A10FD9"/>
+    <w:rPr>
+      <w:rFonts w:cstheme="majorBidi" w:eastAsiaTheme="majorEastAsia"/>
+      <w:color w:themeColor="text1" w:themeTint="A6" w:val="595959"/>
+      <w:spacing w:val="15"/>
+      <w:sz w:val="28"/>
+      <w:szCs w:val="28"/>
+    </w:rPr>
+  </w:style>
+  <w:style w:customStyle="1" w:styleId="Author" w:type="paragraph">
+    <w:name w:val="Author"/>
     <w:basedOn w:val="Title"/>
     <w:next w:val="BodyText"/>
     <w:qFormat/>
     <w:pPr>
       <w:keepNext/>
       <w:keepLines/>
-      <w:spacing w:after="240" w:before="240"/>
-      <w:jc w:val="center"/>
     </w:pPr>
     <w:rPr>
-      <w:sz w:val="30"/>
-      <w:szCs w:val="30"/>
+      <w:sz w:val="24"/>
+      <w:szCs w:val="24"/>
     </w:rPr>
   </w:style>
-  <w:style w:customStyle="1" w:styleId="Author" w:type="paragraph">
-    <w:name w:val="Author"/>
+  <w:style w:styleId="Date" w:type="paragraph">
+    <w:name w:val="Date"/>
+    <w:basedOn w:val="Title"/>
     <w:next w:val="BodyText"/>
     <w:qFormat/>
     <w:pPr>
       <w:keepNext/>
       <w:keepLines/>
-      <w:jc w:val="center"/>
     </w:pPr>
-  </w:style>
-  <w:style w:styleId="Date" w:type="paragraph">
-    <w:name w:val="Date"/>
-    <w:next w:val="BodyText"/>
-    <w:qFormat/>
-    <w:pPr>
-      <w:keepNext/>
-      <w:keepLines/>
-      <w:jc w:val="center"/>
-    </w:pPr>
+    <w:rPr>
+      <w:sz w:val="24"/>
+      <w:szCs w:val="24"/>
+    </w:rPr>
   </w:style>
   <w:style w:customStyle="1" w:styleId="AbstractTitle" w:type="paragraph">
     <w:name w:val="Abstract Title"/>
@@ -7087,15 +6820,13 @@
     <w:pPr>
       <w:keepNext/>
       <w:keepLines/>
+      <w:spacing w:after="0" w:before="300"/>
       <w:jc w:val="center"/>
-      <w:spacing w:after="0" w:before="300"/>
     </w:pPr>
     <w:rPr>
+      <w:b/>
       <w:sz w:val="20"/>
       <w:szCs w:val="20"/>
-      <w:b/>
-      <w:color w:val="345A8A"/>
-      &gt;
     </w:rPr>
   </w:style>
   <w:style w:customStyle="1" w:styleId="Abstract" w:type="paragraph">
@@ -7122,191 +6853,321 @@
     <w:rPr/>
   </w:style>
   <w:style w:styleId="Heading1" w:type="paragraph">
-    <w:name w:val="Heading 1"/>
+    <w:name w:val="heading 1"/>
     <w:basedOn w:val="Normal"/>
     <w:next w:val="BodyText"/>
+    <w:link w:val="Heading1Char"/>
     <w:uiPriority w:val="9"/>
     <w:qFormat/>
+    <w:rsid w:val="00A10FD9"/>
     <w:pPr>
       <w:keepNext/>
       <w:keepLines/>
-      <w:spacing w:after="0" w:before="480"/>
+      <w:spacing w:after="80" w:before="360"/>
       <w:outlineLvl w:val="0"/>
     </w:pPr>
     <w:rPr>
       <w:rFonts w:asciiTheme="majorHAnsi" w:cstheme="majorBidi" w:eastAsiaTheme="majorEastAsia" w:hAnsiTheme="majorHAnsi"/>
-      <w:b/>
-      <w:bCs/>
-      <w:color w:themeColor="accent1" w:val="4F81BD"/>
-      <w:sz w:val="32"/>
-      <w:szCs w:val="32"/>
+      <w:color w:themeColor="accent1" w:themeShade="BF" w:val="0F4761"/>
+      <w:sz w:val="40"/>
+      <w:szCs w:val="40"/>
     </w:rPr>
   </w:style>
   <w:style w:styleId="Heading2" w:type="paragraph">
-    <w:name w:val="Heading 2"/>
+    <w:name w:val="heading 2"/>
     <w:basedOn w:val="Normal"/>
     <w:next w:val="BodyText"/>
+    <w:link w:val="Heading2Char"/>
     <w:uiPriority w:val="9"/>
+    <w:semiHidden/>
     <w:unhideWhenUsed/>
     <w:qFormat/>
+    <w:rsid w:val="00A10FD9"/>
     <w:pPr>
       <w:keepNext/>
       <w:keepLines/>
-      <w:spacing w:after="0" w:before="200"/>
+      <w:spacing w:after="80" w:before="160"/>
       <w:outlineLvl w:val="1"/>
     </w:pPr>
     <w:rPr>
       <w:rFonts w:asciiTheme="majorHAnsi" w:cstheme="majorBidi" w:eastAsiaTheme="majorEastAsia" w:hAnsiTheme="majorHAnsi"/>
-      <w:b/>
-      <w:bCs/>
-      <w:color w:themeColor="accent1" w:val="4F81BD"/>
+      <w:color w:themeColor="accent1" w:themeShade="BF" w:val="0F4761"/>
+      <w:sz w:val="32"/>
+      <w:szCs w:val="32"/>
+    </w:rPr>
+  </w:style>
+  <w:style w:styleId="Heading3" w:type="paragraph">
+    <w:name w:val="heading 3"/>
+    <w:basedOn w:val="Normal"/>
+    <w:next w:val="BodyText"/>
+    <w:link w:val="Heading3Char"/>
+    <w:uiPriority w:val="9"/>
+    <w:semiHidden/>
+    <w:unhideWhenUsed/>
+    <w:qFormat/>
+    <w:rsid w:val="00A10FD9"/>
+    <w:pPr>
+      <w:keepNext/>
+      <w:keepLines/>
+      <w:spacing w:after="80" w:before="160"/>
+      <w:outlineLvl w:val="2"/>
+    </w:pPr>
+    <w:rPr>
+      <w:rFonts w:cstheme="majorBidi" w:eastAsiaTheme="majorEastAsia"/>
+      <w:color w:themeColor="accent1" w:themeShade="BF" w:val="0F4761"/>
       <w:sz w:val="28"/>
       <w:szCs w:val="28"/>
     </w:rPr>
   </w:style>
-  <w:style w:styleId="Heading3" w:type="paragraph">
-    <w:name w:val="Heading 3"/>
+  <w:style w:styleId="Heading4" w:type="paragraph">
+    <w:name w:val="heading 4"/>
     <w:basedOn w:val="Normal"/>
     <w:next w:val="BodyText"/>
+    <w:link w:val="Heading4Char"/>
     <w:uiPriority w:val="9"/>
+    <w:semiHidden/>
     <w:unhideWhenUsed/>
     <w:qFormat/>
+    <w:rsid w:val="00A10FD9"/>
     <w:pPr>
       <w:keepNext/>
       <w:keepLines/>
-      <w:spacing w:after="0" w:before="200"/>
-      <w:outlineLvl w:val="2"/>
+      <w:spacing w:after="40" w:before="80"/>
+      <w:outlineLvl w:val="3"/>
     </w:pPr>
     <w:rPr>
-      <w:rFonts w:asciiTheme="majorHAnsi" w:cstheme="majorBidi" w:eastAsiaTheme="majorEastAsia" w:hAnsiTheme="majorHAnsi"/>
-      <w:b/>
-      <w:bCs/>
-      <w:color w:themeColor="accent1" w:val="4F81BD"/>
-      <w:sz w:val="24"/>
-      <w:szCs w:val="24"/>
+      <w:rFonts w:cstheme="majorBidi" w:eastAsiaTheme="majorEastAsia"/>
+      <w:i/>
+      <w:iCs/>
+      <w:color w:themeColor="accent1" w:themeShade="BF" w:val="0F4761"/>
     </w:rPr>
   </w:style>
-  <w:style w:styleId="Heading4" w:type="paragraph">
-    <w:name w:val="Heading 4"/>
+  <w:style w:styleId="Heading5" w:type="paragraph">
+    <w:name w:val="heading 5"/>
     <w:basedOn w:val="Normal"/>
     <w:next w:val="BodyText"/>
+    <w:link w:val="Heading5Char"/>
     <w:uiPriority w:val="9"/>
+    <w:semiHidden/>
     <w:unhideWhenUsed/>
     <w:qFormat/>
+    <w:rsid w:val="00A10FD9"/>
     <w:pPr>
       <w:keepNext/>
       <w:keepLines/>
-      <w:spacing w:after="0" w:before="200"/>
-      <w:outlineLvl w:val="3"/>
+      <w:spacing w:after="40" w:before="80"/>
+      <w:outlineLvl w:val="4"/>
     </w:pPr>
     <w:rPr>
-      <w:rFonts w:asciiTheme="majorHAnsi" w:cstheme="majorBidi" w:eastAsiaTheme="majorEastAsia" w:hAnsiTheme="majorHAnsi"/>
-      <w:i/>
-      <w:bCs/>
-      <w:color w:themeColor="accent1" w:val="4F81BD"/>
-      <w:sz w:val="24"/>
-      <w:szCs w:val="24"/>
+      <w:rFonts w:cstheme="majorBidi" w:eastAsiaTheme="majorEastAsia"/>
+      <w:color w:themeColor="accent1" w:themeShade="BF" w:val="0F4761"/>
     </w:rPr>
   </w:style>
-  <w:style w:styleId="Heading5" w:type="paragraph">
-    <w:name w:val="Heading 5"/>
+  <w:style w:styleId="Heading6" w:type="paragraph">
+    <w:name w:val="heading 6"/>
     <w:basedOn w:val="Normal"/>
     <w:next w:val="BodyText"/>
+    <w:link w:val="Heading6Char"/>
     <w:uiPriority w:val="9"/>
+    <w:semiHidden/>
     <w:unhideWhenUsed/>
     <w:qFormat/>
+    <w:rsid w:val="00A10FD9"/>
     <w:pPr>
       <w:keepNext/>
       <w:keepLines/>
-      <w:spacing w:after="0" w:before="200"/>
-      <w:outlineLvl w:val="4"/>
+      <w:spacing w:after="0" w:before="40"/>
+      <w:outlineLvl w:val="5"/>
     </w:pPr>
     <w:rPr>
-      <w:rFonts w:asciiTheme="majorHAnsi" w:cstheme="majorBidi" w:eastAsiaTheme="majorEastAsia" w:hAnsiTheme="majorHAnsi"/>
+      <w:rFonts w:cstheme="majorBidi" w:eastAsiaTheme="majorEastAsia"/>
+      <w:i/>
       <w:iCs/>
-      <w:color w:themeColor="accent1" w:val="4F81BD"/>
-      <w:sz w:val="24"/>
-      <w:szCs w:val="24"/>
+      <w:color w:themeColor="text1" w:themeTint="A6" w:val="595959"/>
     </w:rPr>
   </w:style>
-  <w:style w:styleId="Heading6" w:type="paragraph">
-    <w:name w:val="Heading 6"/>
+  <w:style w:styleId="Heading7" w:type="paragraph">
+    <w:name w:val="heading 7"/>
     <w:basedOn w:val="Normal"/>
     <w:next w:val="BodyText"/>
+    <w:link w:val="Heading7Char"/>
     <w:uiPriority w:val="9"/>
+    <w:semiHidden/>
     <w:unhideWhenUsed/>
     <w:qFormat/>
+    <w:rsid w:val="00A10FD9"/>
     <w:pPr>
       <w:keepNext/>
       <w:keepLines/>
-      <w:spacing w:after="0" w:before="200"/>
-      <w:outlineLvl w:val="5"/>
+      <w:spacing w:after="0" w:before="40"/>
+      <w:outlineLvl w:val="6"/>
     </w:pPr>
     <w:rPr>
-      <w:rFonts w:asciiTheme="majorHAnsi" w:cstheme="majorBidi" w:eastAsiaTheme="majorEastAsia" w:hAnsiTheme="majorHAnsi"/>
-      <w:color w:themeColor="accent1" w:val="4F81BD"/>
-      <w:sz w:val="24"/>
-      <w:szCs w:val="24"/>
+      <w:rFonts w:cstheme="majorBidi" w:eastAsiaTheme="majorEastAsia"/>
+      <w:color w:themeColor="text1" w:themeTint="A6" w:val="595959"/>
     </w:rPr>
   </w:style>
-  <w:style w:styleId="Heading7" w:type="paragraph">
-    <w:name w:val="Heading 7"/>
+  <w:style w:styleId="Heading8" w:type="paragraph">
+    <w:name w:val="heading 8"/>
     <w:basedOn w:val="Normal"/>
     <w:next w:val="BodyText"/>
+    <w:link w:val="Heading8Char"/>
     <w:uiPriority w:val="9"/>
+    <w:semiHidden/>
     <w:unhideWhenUsed/>
     <w:qFormat/>
+    <w:rsid w:val="00A10FD9"/>
     <w:pPr>
       <w:keepNext/>
       <w:keepLines/>
-      <w:spacing w:after="0" w:before="200"/>
-      <w:outlineLvl w:val="6"/>
+      <w:spacing w:after="0"/>
+      <w:outlineLvl w:val="7"/>
     </w:pPr>
     <w:rPr>
-      <w:rFonts w:asciiTheme="majorHAnsi" w:cstheme="majorBidi" w:eastAsiaTheme="majorEastAsia" w:hAnsiTheme="majorHAnsi"/>
-      <w:color w:themeColor="accent1" w:val="4F81BD"/>
-      <w:sz w:val="24"/>
-      <w:szCs w:val="24"/>
+      <w:rFonts w:cstheme="majorBidi" w:eastAsiaTheme="majorEastAsia"/>
+      <w:i/>
+      <w:iCs/>
+      <w:color w:themeColor="text1" w:themeTint="D8" w:val="272727"/>
     </w:rPr>
   </w:style>
-  <w:style w:styleId="Heading8" w:type="paragraph">
-    <w:name w:val="Heading 8"/>
+  <w:style w:styleId="Heading9" w:type="paragraph">
+    <w:name w:val="heading 9"/>
     <w:basedOn w:val="Normal"/>
     <w:next w:val="BodyText"/>
+    <w:link w:val="Heading9Char"/>
     <w:uiPriority w:val="9"/>
+    <w:semiHidden/>
     <w:unhideWhenUsed/>
     <w:qFormat/>
+    <w:rsid w:val="00A10FD9"/>
     <w:pPr>
       <w:keepNext/>
       <w:keepLines/>
-      <w:spacing w:after="0" w:before="200"/>
-      <w:outlineLvl w:val="7"/>
-    </w:pPr>
-    <w:rPr>
-      <w:rFonts w:asciiTheme="majorHAnsi" w:cstheme="majorBidi" w:eastAsiaTheme="majorEastAsia" w:hAnsiTheme="majorHAnsi"/>
-      <w:color w:themeColor="accent1" w:val="4F81BD"/>
-      <w:sz w:val="24"/>
-      <w:szCs w:val="24"/>
-    </w:rPr>
-  </w:style>
-  <w:style w:styleId="Heading9" w:type="paragraph">
-    <w:name w:val="Heading 9"/>
-    <w:basedOn w:val="Normal"/>
-    <w:next w:val="BodyText"/>
-    <w:uiPriority w:val="9"/>
-    <w:unhideWhenUsed/>
-    <w:qFormat/>
-    <w:pPr>
-      <w:keepNext/>
-      <w:keepLines/>
-      <w:spacing w:after="0" w:before="200"/>
+      <w:spacing w:after="0"/>
       <w:outlineLvl w:val="8"/>
     </w:pPr>
     <w:rPr>
+      <w:rFonts w:cstheme="majorBidi" w:eastAsiaTheme="majorEastAsia"/>
+      <w:color w:themeColor="text1" w:themeTint="D8" w:val="272727"/>
+    </w:rPr>
+  </w:style>
+  <w:style w:customStyle="1" w:styleId="Heading1Char" w:type="character">
+    <w:name w:val="Heading 1 Char"/>
+    <w:basedOn w:val="DefaultParagraphFont"/>
+    <w:link w:val="Heading1"/>
+    <w:uiPriority w:val="9"/>
+    <w:rsid w:val="00A10FD9"/>
+    <w:rPr>
       <w:rFonts w:asciiTheme="majorHAnsi" w:cstheme="majorBidi" w:eastAsiaTheme="majorEastAsia" w:hAnsiTheme="majorHAnsi"/>
-      <w:color w:themeColor="accent1" w:val="4F81BD"/>
-      <w:sz w:val="24"/>
-      <w:szCs w:val="24"/>
+      <w:color w:themeColor="accent1" w:themeShade="BF" w:val="0F4761"/>
+      <w:sz w:val="40"/>
+      <w:szCs w:val="40"/>
+    </w:rPr>
+  </w:style>
+  <w:style w:customStyle="1" w:styleId="Heading2Char" w:type="character">
+    <w:name w:val="Heading 2 Char"/>
+    <w:basedOn w:val="DefaultParagraphFont"/>
+    <w:link w:val="Heading2"/>
+    <w:uiPriority w:val="9"/>
+    <w:semiHidden/>
+    <w:rsid w:val="00A10FD9"/>
+    <w:rPr>
+      <w:rFonts w:asciiTheme="majorHAnsi" w:cstheme="majorBidi" w:eastAsiaTheme="majorEastAsia" w:hAnsiTheme="majorHAnsi"/>
+      <w:color w:themeColor="accent1" w:themeShade="BF" w:val="0F4761"/>
+      <w:sz w:val="32"/>
+      <w:szCs w:val="32"/>
+    </w:rPr>
+  </w:style>
+  <w:style w:customStyle="1" w:styleId="Heading3Char" w:type="character">
+    <w:name w:val="Heading 3 Char"/>
+    <w:basedOn w:val="DefaultParagraphFont"/>
+    <w:link w:val="Heading3"/>
+    <w:uiPriority w:val="9"/>
+    <w:semiHidden/>
+    <w:rsid w:val="00A10FD9"/>
+    <w:rPr>
+      <w:rFonts w:cstheme="majorBidi" w:eastAsiaTheme="majorEastAsia"/>
+      <w:color w:themeColor="accent1" w:themeShade="BF" w:val="0F4761"/>
+      <w:sz w:val="28"/>
+      <w:szCs w:val="28"/>
+    </w:rPr>
+  </w:style>
+  <w:style w:customStyle="1" w:styleId="Heading4Char" w:type="character">
+    <w:name w:val="Heading 4 Char"/>
+    <w:basedOn w:val="DefaultParagraphFont"/>
+    <w:link w:val="Heading4"/>
+    <w:uiPriority w:val="9"/>
+    <w:semiHidden/>
+    <w:rsid w:val="00A10FD9"/>
+    <w:rPr>
+      <w:rFonts w:cstheme="majorBidi" w:eastAsiaTheme="majorEastAsia"/>
+      <w:i/>
+      <w:iCs/>
+      <w:color w:themeColor="accent1" w:themeShade="BF" w:val="0F4761"/>
+    </w:rPr>
+  </w:style>
+  <w:style w:customStyle="1" w:styleId="Heading5Char" w:type="character">
+    <w:name w:val="Heading 5 Char"/>
+    <w:basedOn w:val="DefaultParagraphFont"/>
+    <w:link w:val="Heading5"/>
+    <w:uiPriority w:val="9"/>
+    <w:semiHidden/>
+    <w:rsid w:val="00A10FD9"/>
+    <w:rPr>
+      <w:rFonts w:cstheme="majorBidi" w:eastAsiaTheme="majorEastAsia"/>
+      <w:color w:themeColor="accent1" w:themeShade="BF" w:val="0F4761"/>
+    </w:rPr>
+  </w:style>
+  <w:style w:customStyle="1" w:styleId="Heading6Char" w:type="character">
+    <w:name w:val="Heading 6 Char"/>
+    <w:basedOn w:val="DefaultParagraphFont"/>
+    <w:link w:val="Heading6"/>
+    <w:uiPriority w:val="9"/>
+    <w:semiHidden/>
+    <w:rsid w:val="00A10FD9"/>
+    <w:rPr>
+      <w:rFonts w:cstheme="majorBidi" w:eastAsiaTheme="majorEastAsia"/>
+      <w:i/>
+      <w:iCs/>
+      <w:color w:themeColor="text1" w:themeTint="A6" w:val="595959"/>
+    </w:rPr>
+  </w:style>
+  <w:style w:customStyle="1" w:styleId="Heading7Char" w:type="character">
+    <w:name w:val="Heading 7 Char"/>
+    <w:basedOn w:val="DefaultParagraphFont"/>
+    <w:link w:val="Heading7"/>
+    <w:uiPriority w:val="9"/>
+    <w:semiHidden/>
+    <w:rsid w:val="00A10FD9"/>
+    <w:rPr>
+      <w:rFonts w:cstheme="majorBidi" w:eastAsiaTheme="majorEastAsia"/>
+      <w:color w:themeColor="text1" w:themeTint="A6" w:val="595959"/>
+    </w:rPr>
+  </w:style>
+  <w:style w:customStyle="1" w:styleId="Heading8Char" w:type="character">
+    <w:name w:val="Heading 8 Char"/>
+    <w:basedOn w:val="DefaultParagraphFont"/>
+    <w:link w:val="Heading8"/>
+    <w:uiPriority w:val="9"/>
+    <w:semiHidden/>
+    <w:rsid w:val="00A10FD9"/>
+    <w:rPr>
+      <w:rFonts w:cstheme="majorBidi" w:eastAsiaTheme="majorEastAsia"/>
+      <w:i/>
+      <w:iCs/>
+      <w:color w:themeColor="text1" w:themeTint="D8" w:val="272727"/>
+    </w:rPr>
+  </w:style>
+  <w:style w:customStyle="1" w:styleId="Heading9Char" w:type="character">
+    <w:name w:val="Heading 9 Char"/>
+    <w:basedOn w:val="DefaultParagraphFont"/>
+    <w:link w:val="Heading9"/>
+    <w:uiPriority w:val="9"/>
+    <w:semiHidden/>
+    <w:rsid w:val="00A10FD9"/>
+    <w:rPr>
+      <w:rFonts w:cstheme="majorBidi" w:eastAsiaTheme="majorEastAsia"/>
+      <w:color w:themeColor="text1" w:themeTint="D8" w:val="272727"/>
     </w:rPr>
   </w:style>
   <w:style w:styleId="BlockText" w:type="paragraph">
@@ -7331,8 +7192,8 @@
   </w:style>
   <w:style w:styleId="FootnoteBlockText" w:type="paragraph">
     <w:name w:val="Footnote Block Text"/>
-    <w:basedOn w:val="Footnote Text"/>
-    <w:next w:val="Footnote Text"/>
+    <w:basedOn w:val="FootnoteText"/>
+    <w:next w:val="FootnoteText"/>
     <w:uiPriority w:val="9"/>
     <w:unhideWhenUsed/>
     <w:qFormat/>
@@ -7362,18 +7223,11 @@
       </w:tblCellMar>
     </w:tblPr>
     <w:tblStylePr w:type="firstRow">
-      <w:tblPr>
-        <w:jc w:val="left"/>
-        <w:tblInd w:type="dxa" w:w="0"/>
-      </w:tblPr>
-      <w:trPr>
-        <w:jc w:val="left"/>
-      </w:trPr>
       <w:tcPr>
-        <w:vAlign w:val="bottom"/>
         <w:tcBorders>
           <w:bottom w:val="single"/>
         </w:tcBorders>
+        <w:vAlign w:val="bottom"/>
       </w:tcPr>
     </w:tblStylePr>
   </w:style>
@@ -7489,6 +7343,7 @@
     <w:name w:val="KeywordTok"/>
     <w:basedOn w:val="VerbatimChar"/>
     <w:rPr>
+      <w:b/>
       <w:color w:val="003b4f"/>
       <w:shd w:val="clear" w:fill="f1f3f5"/>
     </w:rPr>
@@ -7593,9 +7448,9 @@
     <w:name w:val="DocumentationTok"/>
     <w:basedOn w:val="VerbatimChar"/>
     <w:rPr>
+      <w:i/>
       <w:color w:val="5e5e5e"/>
       <w:shd w:val="clear" w:fill="f1f3f5"/>
-      <w:i/>
     </w:rPr>
   </w:style>
   <w:style w:type="character" w:customStyle="1" w:styleId="AnnotationTok">
@@ -7610,9 +7465,9 @@
     <w:name w:val="CommentVarTok"/>
     <w:basedOn w:val="VerbatimChar"/>
     <w:rPr>
+      <w:i/>
       <w:color w:val="5e5e5e"/>
       <w:shd w:val="clear" w:fill="f1f3f5"/>
-      <w:i/>
     </w:rPr>
   </w:style>
   <w:style w:type="character" w:customStyle="1" w:styleId="OtherTok">
@@ -7643,6 +7498,7 @@
     <w:name w:val="ControlFlowTok"/>
     <w:basedOn w:val="VerbatimChar"/>
     <w:rPr>
+      <w:b/>
       <w:color w:val="003b4f"/>
       <w:shd w:val="clear" w:fill="f1f3f5"/>
     </w:rPr>
@@ -7707,9 +7563,9 @@
     <w:name w:val="WarningTok"/>
     <w:basedOn w:val="VerbatimChar"/>
     <w:rPr>
+      <w:i/>
       <w:color w:val="5e5e5e"/>
       <w:shd w:val="clear" w:fill="f1f3f5"/>
-      <w:i/>
     </w:rPr>
   </w:style>
   <w:style w:type="character" w:customStyle="1" w:styleId="AlertTok">
@@ -7750,44 +7606,44 @@
         <a:sysClr val="window" lastClr="FFFFFF"/>
       </a:lt1>
       <a:dk2>
-        <a:srgbClr val="1F497D"/>
+        <a:srgbClr val="0E2841"/>
       </a:dk2>
       <a:lt2>
-        <a:srgbClr val="EEECE1"/>
+        <a:srgbClr val="E8E8E8"/>
       </a:lt2>
       <a:accent1>
-        <a:srgbClr val="4F81BD"/>
+        <a:srgbClr val="156082"/>
       </a:accent1>
       <a:accent2>
-        <a:srgbClr val="C0504D"/>
+        <a:srgbClr val="E97132"/>
       </a:accent2>
       <a:accent3>
-        <a:srgbClr val="9BBB59"/>
+        <a:srgbClr val="196B24"/>
       </a:accent3>
       <a:accent4>
-        <a:srgbClr val="8064A2"/>
+        <a:srgbClr val="0F9ED5"/>
       </a:accent4>
       <a:accent5>
-        <a:srgbClr val="4BACC6"/>
+        <a:srgbClr val="A02B93"/>
       </a:accent5>
       <a:accent6>
-        <a:srgbClr val="F79646"/>
+        <a:srgbClr val="4EA72E"/>
       </a:accent6>
       <a:hlink>
-        <a:srgbClr val="0000FF"/>
+        <a:srgbClr val="467886"/>
       </a:hlink>
       <a:folHlink>
-        <a:srgbClr val="800080"/>
+        <a:srgbClr val="96607D"/>
       </a:folHlink>
     </a:clrScheme>
     <a:fontScheme name="Office">
       <a:majorFont>
-        <a:latin typeface="Calibri"/>
+        <a:latin typeface="Aptos Display" panose="02110004020202020204"/>
         <a:ea typeface=""/>
         <a:cs typeface=""/>
-        <a:font script="Jpan" typeface="ＭＳ ゴシック"/>
+        <a:font script="Jpan" typeface="游ゴシック Light"/>
         <a:font script="Hang" typeface="맑은 고딕"/>
-        <a:font script="Hans" typeface="宋体"/>
+        <a:font script="Hans" typeface="等线 Light"/>
         <a:font script="Hant" typeface="新細明體"/>
         <a:font script="Arab" typeface="Times New Roman"/>
         <a:font script="Hebr" typeface="Times New Roman"/>
@@ -7814,14 +7670,32 @@
         <a:font script="Mong" typeface="Mongolian Baiti"/>
         <a:font script="Viet" typeface="Times New Roman"/>
         <a:font script="Uigh" typeface="Microsoft Uighur"/>
+        <a:font script="Geor" typeface="Sylfaen"/>
+        <a:font script="Armn" typeface="Arial"/>
+        <a:font script="Bugi" typeface="Leelawadee UI"/>
+        <a:font script="Bopo" typeface="Microsoft JhengHei"/>
+        <a:font script="Java" typeface="Javanese Text"/>
+        <a:font script="Lisu" typeface="Segoe UI"/>
+        <a:font script="Mymr" typeface="Myanmar Text"/>
+        <a:font script="Nkoo" typeface="Ebrima"/>
+        <a:font script="Olck" typeface="Nirmala UI"/>
+        <a:font script="Osma" typeface="Ebrima"/>
+        <a:font script="Phag" typeface="Phagspa"/>
+        <a:font script="Syrn" typeface="Estrangelo Edessa"/>
+        <a:font script="Syrj" typeface="Estrangelo Edessa"/>
+        <a:font script="Syre" typeface="Estrangelo Edessa"/>
+        <a:font script="Sora" typeface="Nirmala UI"/>
+        <a:font script="Tale" typeface="Microsoft Tai Le"/>
+        <a:font script="Talu" typeface="Microsoft New Tai Lue"/>
+        <a:font script="Tfng" typeface="Ebrima"/>
       </a:majorFont>
       <a:minorFont>
-        <a:latin typeface="Cambria"/>
+        <a:latin typeface="Aptos" panose="02110004020202020204"/>
         <a:ea typeface=""/>
         <a:cs typeface=""/>
-        <a:font script="Jpan" typeface="ＭＳ 明朝"/>
+        <a:font script="Jpan" typeface="游明朝"/>
         <a:font script="Hang" typeface="맑은 고딕"/>
-        <a:font script="Hans" typeface="宋体"/>
+        <a:font script="Hans" typeface="等线"/>
         <a:font script="Hant" typeface="新細明體"/>
         <a:font script="Arab" typeface="Arial"/>
         <a:font script="Hebr" typeface="Arial"/>
@@ -7848,6 +7722,24 @@
         <a:font script="Mong" typeface="Mongolian Baiti"/>
         <a:font script="Viet" typeface="Arial"/>
         <a:font script="Uigh" typeface="Microsoft Uighur"/>
+        <a:font script="Geor" typeface="Sylfaen"/>
+        <a:font script="Armn" typeface="Arial"/>
+        <a:font script="Bugi" typeface="Leelawadee UI"/>
+        <a:font script="Bopo" typeface="Microsoft JhengHei"/>
+        <a:font script="Java" typeface="Javanese Text"/>
+        <a:font script="Lisu" typeface="Segoe UI"/>
+        <a:font script="Mymr" typeface="Myanmar Text"/>
+        <a:font script="Nkoo" typeface="Ebrima"/>
+        <a:font script="Olck" typeface="Nirmala UI"/>
+        <a:font script="Osma" typeface="Ebrima"/>
+        <a:font script="Phag" typeface="Phagspa"/>
+        <a:font script="Syrn" typeface="Estrangelo Edessa"/>
+        <a:font script="Syrj" typeface="Estrangelo Edessa"/>
+        <a:font script="Syre" typeface="Estrangelo Edessa"/>
+        <a:font script="Sora" typeface="Nirmala UI"/>
+        <a:font script="Tale" typeface="Microsoft Tai Le"/>
+        <a:font script="Talu" typeface="Microsoft New Tai Lue"/>
+        <a:font script="Tfng" typeface="Ebrima"/>
       </a:minorFont>
     </a:fontScheme>
     <a:fmtScheme name="Office">
@@ -7859,200 +7751,141 @@
           <a:gsLst>
             <a:gs pos="0">
               <a:schemeClr val="phClr">
-                <a:tint val="50000"/>
-                <a:satMod val="300000"/>
+                <a:lumMod val="110000"/>
+                <a:satMod val="105000"/>
+                <a:tint val="67000"/>
               </a:schemeClr>
             </a:gs>
-            <a:gs pos="35000">
+            <a:gs pos="50000">
               <a:schemeClr val="phClr">
-                <a:tint val="37000"/>
-                <a:satMod val="300000"/>
+                <a:lumMod val="105000"/>
+                <a:satMod val="103000"/>
+                <a:tint val="73000"/>
               </a:schemeClr>
             </a:gs>
             <a:gs pos="100000">
               <a:schemeClr val="phClr">
-                <a:tint val="15000"/>
-                <a:satMod val="350000"/>
+                <a:lumMod val="105000"/>
+                <a:satMod val="109000"/>
+                <a:tint val="81000"/>
               </a:schemeClr>
             </a:gs>
           </a:gsLst>
-          <a:lin ang="16200000" scaled="1"/>
+          <a:lin ang="5400000" scaled="0"/>
         </a:gradFill>
         <a:gradFill rotWithShape="1">
           <a:gsLst>
             <a:gs pos="0">
               <a:schemeClr val="phClr">
-                <a:tint val="100000"/>
+                <a:satMod val="103000"/>
+                <a:lumMod val="102000"/>
+                <a:tint val="94000"/>
+              </a:schemeClr>
+            </a:gs>
+            <a:gs pos="50000">
+              <a:schemeClr val="phClr">
+                <a:satMod val="110000"/>
+                <a:lumMod val="100000"/>
                 <a:shade val="100000"/>
-                <a:satMod val="130000"/>
               </a:schemeClr>
             </a:gs>
             <a:gs pos="100000">
               <a:schemeClr val="phClr">
-                <a:tint val="50000"/>
-                <a:shade val="100000"/>
-                <a:satMod val="350000"/>
+                <a:lumMod val="99000"/>
+                <a:satMod val="120000"/>
+                <a:shade val="78000"/>
               </a:schemeClr>
             </a:gs>
           </a:gsLst>
-          <a:lin ang="16200000" scaled="0"/>
+          <a:lin ang="5400000" scaled="0"/>
         </a:gradFill>
       </a:fillStyleLst>
       <a:lnStyleLst>
-        <a:ln w="9525" cap="flat" cmpd="sng" algn="ctr">
-          <a:solidFill>
-            <a:schemeClr val="phClr">
-              <a:shade val="95000"/>
-              <a:satMod val="105000"/>
-            </a:schemeClr>
-          </a:solidFill>
-          <a:prstDash val="solid"/>
-        </a:ln>
-        <a:ln w="25400" cap="flat" cmpd="sng" algn="ctr">
+        <a:ln w="6350" cap="flat" cmpd="sng" algn="ctr">
           <a:solidFill>
             <a:schemeClr val="phClr"/>
           </a:solidFill>
           <a:prstDash val="solid"/>
+          <a:miter lim="800000"/>
         </a:ln>
-        <a:ln w="38100" cap="flat" cmpd="sng" algn="ctr">
+        <a:ln w="12700" cap="flat" cmpd="sng" algn="ctr">
           <a:solidFill>
             <a:schemeClr val="phClr"/>
           </a:solidFill>
           <a:prstDash val="solid"/>
+          <a:miter lim="800000"/>
+        </a:ln>
+        <a:ln w="19050" cap="flat" cmpd="sng" algn="ctr">
+          <a:solidFill>
+            <a:schemeClr val="phClr"/>
+          </a:solidFill>
+          <a:prstDash val="solid"/>
+          <a:miter lim="800000"/>
         </a:ln>
       </a:lnStyleLst>
       <a:effectStyleLst>
         <a:effectStyle>
+          <a:effectLst/>
+        </a:effectStyle>
+        <a:effectStyle>
+          <a:effectLst/>
+        </a:effectStyle>
+        <a:effectStyle>
           <a:effectLst>
-            <a:outerShdw blurRad="40000" dist="20000" dir="5400000" rotWithShape="0">
+            <a:outerShdw blurRad="57150" dist="19050" dir="5400000" algn="ctr" rotWithShape="0">
               <a:srgbClr val="000000">
-                <a:alpha val="38000"/>
+                <a:alpha val="63000"/>
               </a:srgbClr>
             </a:outerShdw>
           </a:effectLst>
-        </a:effectStyle>
-        <a:effectStyle>
-          <a:effectLst>
-            <a:outerShdw blurRad="40000" dist="23000" dir="5400000" rotWithShape="0">
-              <a:srgbClr val="000000">
-                <a:alpha val="35000"/>
-              </a:srgbClr>
-            </a:outerShdw>
-          </a:effectLst>
-        </a:effectStyle>
-        <a:effectStyle>
-          <a:effectLst>
-            <a:outerShdw blurRad="40000" dist="23000" dir="5400000" rotWithShape="0">
-              <a:srgbClr val="000000">
-                <a:alpha val="35000"/>
-              </a:srgbClr>
-            </a:outerShdw>
-          </a:effectLst>
-          <a:scene3d>
-            <a:camera prst="orthographicFront">
-              <a:rot lat="0" lon="0" rev="0"/>
-            </a:camera>
-            <a:lightRig rig="threePt" dir="t">
-              <a:rot lat="0" lon="0" rev="1200000"/>
-            </a:lightRig>
-          </a:scene3d>
-          <a:sp3d>
-            <a:bevelT w="63500" h="25400"/>
-          </a:sp3d>
         </a:effectStyle>
       </a:effectStyleLst>
       <a:bgFillStyleLst>
         <a:solidFill>
           <a:schemeClr val="phClr"/>
         </a:solidFill>
+        <a:solidFill>
+          <a:schemeClr val="phClr">
+            <a:tint val="95000"/>
+            <a:satMod val="170000"/>
+          </a:schemeClr>
+        </a:solidFill>
         <a:gradFill rotWithShape="1">
           <a:gsLst>
             <a:gs pos="0">
               <a:schemeClr val="phClr">
-                <a:tint val="40000"/>
-                <a:satMod val="350000"/>
+                <a:tint val="93000"/>
+                <a:satMod val="150000"/>
+                <a:shade val="98000"/>
+                <a:lumMod val="102000"/>
               </a:schemeClr>
             </a:gs>
-            <a:gs pos="40000">
+            <a:gs pos="50000">
               <a:schemeClr val="phClr">
-                <a:tint val="45000"/>
-                <a:shade val="99000"/>
-                <a:satMod val="350000"/>
+                <a:tint val="98000"/>
+                <a:satMod val="130000"/>
+                <a:shade val="90000"/>
+                <a:lumMod val="103000"/>
               </a:schemeClr>
             </a:gs>
             <a:gs pos="100000">
               <a:schemeClr val="phClr">
-                <a:shade val="20000"/>
-                <a:satMod val="255000"/>
+                <a:shade val="63000"/>
+                <a:satMod val="120000"/>
               </a:schemeClr>
             </a:gs>
           </a:gsLst>
-          <a:path path="circle">
-            <a:fillToRect l="50000" t="-80000" r="50000" b="180000"/>
-          </a:path>
-        </a:gradFill>
-        <a:gradFill rotWithShape="1">
-          <a:gsLst>
-            <a:gs pos="0">
-              <a:schemeClr val="phClr">
-                <a:tint val="80000"/>
-                <a:satMod val="300000"/>
-              </a:schemeClr>
-            </a:gs>
-            <a:gs pos="100000">
-              <a:schemeClr val="phClr">
-                <a:shade val="30000"/>
-                <a:satMod val="200000"/>
-              </a:schemeClr>
-            </a:gs>
-          </a:gsLst>
-          <a:path path="circle">
-            <a:fillToRect l="50000" t="50000" r="50000" b="50000"/>
-          </a:path>
+          <a:lin ang="5400000" scaled="0"/>
         </a:gradFill>
       </a:bgFillStyleLst>
     </a:fmtScheme>
   </a:themeElements>
-  <a:objectDefaults>
-    <a:spDef>
-      <a:spPr/>
-      <a:bodyPr/>
-      <a:lstStyle/>
-      <a:style>
-        <a:lnRef idx="1">
-          <a:schemeClr val="accent1"/>
-        </a:lnRef>
-        <a:fillRef idx="3">
-          <a:schemeClr val="accent1"/>
-        </a:fillRef>
-        <a:effectRef idx="2">
-          <a:schemeClr val="accent1"/>
-        </a:effectRef>
-        <a:fontRef idx="minor">
-          <a:schemeClr val="lt1"/>
-        </a:fontRef>
-      </a:style>
-    </a:spDef>
-    <a:lnDef>
-      <a:spPr/>
-      <a:bodyPr/>
-      <a:lstStyle/>
-      <a:style>
-        <a:lnRef idx="2">
-          <a:schemeClr val="accent1"/>
-        </a:lnRef>
-        <a:fillRef idx="0">
-          <a:schemeClr val="accent1"/>
-        </a:fillRef>
-        <a:effectRef idx="1">
-          <a:schemeClr val="accent1"/>
-        </a:effectRef>
-        <a:fontRef idx="minor">
-          <a:schemeClr val="tx1"/>
-        </a:fontRef>
-      </a:style>
-    </a:lnDef>
-  </a:objectDefaults>
+  <a:objectDefaults/>
   <a:extraClrSchemeLst/>
+  <a:extLst>
+    <a:ext uri="{05A4C25C-085E-4340-85A3-A5531E510DB2}">
+      <thm15:themeFamily xmlns:thm15="http://schemas.microsoft.com/office/thememl/2012/main" name="Office Theme" id="{2E142A2C-CD16-42D6-873A-C26D2A0506FA}" vid="{1BDDFF52-6CD6-40A5-AB3C-68EB2F1E4D0A}"/>
+    </a:ext>
+  </a:extLst>
 </a:theme>
 </file>
--- a/docs/teaching/financial-analysis/exercices/examen-1h.docx
+++ b/docs/teaching/financial-analysis/exercices/examen-1h.docx
@@ -23,7 +23,7 @@
         <w:pStyle w:val="Date"/>
       </w:pPr>
       <w:r>
-        <w:t xml:space="preserve">2026-10-11</w:t>
+        <w:t xml:space="preserve">2026-10-13</w:t>
       </w:r>
     </w:p>
     <w:p>

--- a/docs/teaching/financial-analysis/exercices/examen-1h.docx
+++ b/docs/teaching/financial-analysis/exercices/examen-1h.docx
@@ -23,7 +23,7 @@
         <w:pStyle w:val="Date"/>
       </w:pPr>
       <w:r>
-        <w:t xml:space="preserve">2026-10-13</w:t>
+        <w:t xml:space="preserve">2026-10-15</w:t>
       </w:r>
     </w:p>
     <w:p>

--- a/docs/teaching/financial-analysis/exercices/examen-1h.docx
+++ b/docs/teaching/financial-analysis/exercices/examen-1h.docx
@@ -23,7 +23,7 @@
         <w:pStyle w:val="Date"/>
       </w:pPr>
       <w:r>
-        <w:t xml:space="preserve">2026-10-15</w:t>
+        <w:t xml:space="preserve">2026-10-18</w:t>
       </w:r>
     </w:p>
     <w:p>
